--- a/lessons/7-2/downloads/reveal/7.2-session-2-practice-form-a.docx
+++ b/lessons/7-2/downloads/reveal/7.2-session-2-practice-form-a.docx
@@ -15,7 +15,7 @@
         <w:rPr>
           <w:rFonts w:ascii="Avenir Next" w:hAnsi="Avenir Next" w:cs="Avenir Next" w:eastAsia="Avenir Next"/>
           <w:color w:val="1A1A1A"/>
-          <w:sz w:val="20"/>
+          <w:sz w:val="22"/>
           <w:szCs w:val="20"/>
         </w:rPr>
         <w:t xml:space="preserve">Name</w:t>
@@ -33,7 +33,7 @@
         <w:rPr>
           <w:rFonts w:ascii="Avenir Next" w:hAnsi="Avenir Next" w:cs="Avenir Next" w:eastAsia="Avenir Next"/>
           <w:color w:val="1A1A1A"/>
-          <w:sz w:val="20"/>
+          <w:sz w:val="22"/>
           <w:szCs w:val="20"/>
         </w:rPr>
         <w:t xml:space="preserve">   Date</w:t>
@@ -51,7 +51,7 @@
         <w:rPr>
           <w:rFonts w:ascii="Avenir Next" w:hAnsi="Avenir Next" w:cs="Avenir Next" w:eastAsia="Avenir Next"/>
           <w:color w:val="1A1A1A"/>
-          <w:sz w:val="20"/>
+          <w:sz w:val="22"/>
           <w:szCs w:val="20"/>
         </w:rPr>
         <w:t xml:space="preserve">   Period</w:t>
@@ -78,7 +78,7 @@
           <w:caps/>
           <w:color w:val="003A70"/>
           <w:spacing w:val="12"/>
-          <w:sz w:val="19"/>
+          <w:sz w:val="22"/>
           <w:szCs w:val="19"/>
         </w:rPr>
         <w:t xml:space="preserve">Lesson 7-2  ·  Session 2  ·  Practice  ·  Form A</w:t>
@@ -86,6 +86,7 @@
     </w:p>
     <w:p>
       <w:pPr>
+        <w:pStyle w:val="Heading1"/>
         <w:keepNext/>
         <w:spacing w:before="0" w:after="10" w:line="240" w:lineRule="auto"/>
       </w:pPr>
@@ -111,7 +112,7 @@
         <w:rPr>
           <w:rFonts w:ascii="Avenir Next" w:hAnsi="Avenir Next" w:cs="Avenir Next" w:eastAsia="Avenir Next"/>
           <w:color w:val="5A5F66"/>
-          <w:sz w:val="17"/>
+          <w:sz w:val="22"/>
           <w:szCs w:val="17"/>
         </w:rPr>
         <w:t xml:space="preserve">Learning target — I can find the opposite of a rational number and explain what taking the opposite twice does.</w:t>
@@ -128,7 +129,7 @@
     </w:p>
     <w:p>
       <w:pPr>
-        <w:spacing w:before="0" w:after="0" w:line="60" w:lineRule="auto"/>
+        <w:spacing w:before="0" w:after="0" w:line="50" w:lineRule="exact"/>
       </w:pPr>
     </w:p>
     <w:tbl>
@@ -167,6 +168,7 @@
           </w:tcPr>
           <w:p>
             <w:pPr>
+              <w:pStyle w:val="Heading2"/>
               <w:spacing w:before="0" w:after="40" w:line="264" w:lineRule="auto"/>
             </w:pPr>
             <w:r>
@@ -194,35 +196,35 @@
                 <w:rFonts w:ascii="Avenir Next" w:hAnsi="Avenir Next" w:cs="Avenir Next" w:eastAsia="Avenir Next"/>
                 <w:b/>
                 <w:color w:val="003A70"/>
+                <w:sz w:val="22"/>
+                <w:szCs w:val="18"/>
+              </w:rPr>
+              <w:t xml:space="preserve">•</w:t>
+            </w:r>
+            <w:r>
+              <w:rPr>
+                <w:rFonts w:ascii="Avenir Next" w:hAnsi="Avenir Next" w:cs="Avenir Next" w:eastAsia="Avenir Next"/>
+                <w:color w:val="1A1A1A"/>
                 <w:sz w:val="18"/>
                 <w:szCs w:val="18"/>
               </w:rPr>
-              <w:t xml:space="preserve">•</w:t>
-            </w:r>
-            <w:r>
-              <w:rPr>
-                <w:rFonts w:ascii="Avenir Next" w:hAnsi="Avenir Next" w:cs="Avenir Next" w:eastAsia="Avenir Next"/>
-                <w:color w:val="1A1A1A"/>
-                <w:sz w:val="18"/>
+              <w:tab/>
+            </w:r>
+            <w:r>
+              <w:rPr>
+                <w:rFonts w:ascii="Avenir Next" w:hAnsi="Avenir Next" w:cs="Avenir Next" w:eastAsia="Avenir Next"/>
+                <w:b/>
+                <w:color w:val="1A1A1A"/>
+                <w:sz w:val="22"/>
                 <w:szCs w:val="18"/>
               </w:rPr>
-              <w:tab/>
-            </w:r>
-            <w:r>
-              <w:rPr>
-                <w:rFonts w:ascii="Avenir Next" w:hAnsi="Avenir Next" w:cs="Avenir Next" w:eastAsia="Avenir Next"/>
-                <w:b/>
-                <w:color w:val="1A1A1A"/>
-                <w:sz w:val="18"/>
-                <w:szCs w:val="18"/>
-              </w:rPr>
               <w:t xml:space="preserve">Opposites</w:t>
             </w:r>
             <w:r>
               <w:rPr>
                 <w:rFonts w:ascii="Avenir Next" w:hAnsi="Avenir Next" w:cs="Avenir Next" w:eastAsia="Avenir Next"/>
                 <w:color w:val="1A1A1A"/>
-                <w:sz w:val="18"/>
+                <w:sz w:val="22"/>
                 <w:szCs w:val="18"/>
               </w:rPr>
               <w:t xml:space="preserve"> are the same distance from 0 on different sides: 2.5 and −2.5. Zero is its own opposite.</w:t>
@@ -241,44 +243,44 @@
                 <w:rFonts w:ascii="Avenir Next" w:hAnsi="Avenir Next" w:cs="Avenir Next" w:eastAsia="Avenir Next"/>
                 <w:b/>
                 <w:color w:val="003A70"/>
+                <w:sz w:val="22"/>
+                <w:szCs w:val="18"/>
+              </w:rPr>
+              <w:t xml:space="preserve">•</w:t>
+            </w:r>
+            <w:r>
+              <w:rPr>
+                <w:rFonts w:ascii="Avenir Next" w:hAnsi="Avenir Next" w:cs="Avenir Next" w:eastAsia="Avenir Next"/>
+                <w:color w:val="1A1A1A"/>
                 <w:sz w:val="18"/>
                 <w:szCs w:val="18"/>
               </w:rPr>
-              <w:t xml:space="preserve">•</w:t>
-            </w:r>
-            <w:r>
-              <w:rPr>
-                <w:rFonts w:ascii="Avenir Next" w:hAnsi="Avenir Next" w:cs="Avenir Next" w:eastAsia="Avenir Next"/>
-                <w:color w:val="1A1A1A"/>
-                <w:sz w:val="18"/>
+              <w:tab/>
+            </w:r>
+            <w:r>
+              <w:rPr>
+                <w:rFonts w:ascii="Avenir Next" w:hAnsi="Avenir Next" w:cs="Avenir Next" w:eastAsia="Avenir Next"/>
+                <w:color w:val="1A1A1A"/>
+                <w:sz w:val="22"/>
                 <w:szCs w:val="18"/>
               </w:rPr>
-              <w:tab/>
-            </w:r>
-            <w:r>
-              <w:rPr>
-                <w:rFonts w:ascii="Avenir Next" w:hAnsi="Avenir Next" w:cs="Avenir Next" w:eastAsia="Avenir Next"/>
-                <w:color w:val="1A1A1A"/>
-                <w:sz w:val="18"/>
+              <w:t xml:space="preserve">−(4.5) means </w:t>
+            </w:r>
+            <w:r>
+              <w:rPr>
+                <w:rFonts w:ascii="Avenir Next" w:hAnsi="Avenir Next" w:cs="Avenir Next" w:eastAsia="Avenir Next"/>
+                <w:b/>
+                <w:color w:val="1A1A1A"/>
+                <w:sz w:val="22"/>
                 <w:szCs w:val="18"/>
               </w:rPr>
-              <w:t xml:space="preserve">−(4.5) means </w:t>
-            </w:r>
-            <w:r>
-              <w:rPr>
-                <w:rFonts w:ascii="Avenir Next" w:hAnsi="Avenir Next" w:cs="Avenir Next" w:eastAsia="Avenir Next"/>
-                <w:b/>
-                <w:color w:val="1A1A1A"/>
-                <w:sz w:val="18"/>
-                <w:szCs w:val="18"/>
-              </w:rPr>
               <w:t xml:space="preserve">the opposite of 4.5</w:t>
             </w:r>
             <w:r>
               <w:rPr>
                 <w:rFonts w:ascii="Avenir Next" w:hAnsi="Avenir Next" w:cs="Avenir Next" w:eastAsia="Avenir Next"/>
                 <w:color w:val="1A1A1A"/>
-                <w:sz w:val="18"/>
+                <w:sz w:val="22"/>
                 <w:szCs w:val="18"/>
               </w:rPr>
               <w:t xml:space="preserve">, so −(4.5) = −4.5 and −(−4.5) = 4.5.</w:t>
@@ -297,44 +299,44 @@
                 <w:rFonts w:ascii="Avenir Next" w:hAnsi="Avenir Next" w:cs="Avenir Next" w:eastAsia="Avenir Next"/>
                 <w:b/>
                 <w:color w:val="003A70"/>
+                <w:sz w:val="22"/>
+                <w:szCs w:val="18"/>
+              </w:rPr>
+              <w:t xml:space="preserve">•</w:t>
+            </w:r>
+            <w:r>
+              <w:rPr>
+                <w:rFonts w:ascii="Avenir Next" w:hAnsi="Avenir Next" w:cs="Avenir Next" w:eastAsia="Avenir Next"/>
+                <w:color w:val="1A1A1A"/>
                 <w:sz w:val="18"/>
                 <w:szCs w:val="18"/>
               </w:rPr>
-              <w:t xml:space="preserve">•</w:t>
-            </w:r>
-            <w:r>
-              <w:rPr>
-                <w:rFonts w:ascii="Avenir Next" w:hAnsi="Avenir Next" w:cs="Avenir Next" w:eastAsia="Avenir Next"/>
-                <w:color w:val="1A1A1A"/>
-                <w:sz w:val="18"/>
+              <w:tab/>
+            </w:r>
+            <w:r>
+              <w:rPr>
+                <w:rFonts w:ascii="Avenir Next" w:hAnsi="Avenir Next" w:cs="Avenir Next" w:eastAsia="Avenir Next"/>
+                <w:color w:val="1A1A1A"/>
+                <w:sz w:val="22"/>
                 <w:szCs w:val="18"/>
               </w:rPr>
-              <w:tab/>
-            </w:r>
-            <w:r>
-              <w:rPr>
-                <w:rFonts w:ascii="Avenir Next" w:hAnsi="Avenir Next" w:cs="Avenir Next" w:eastAsia="Avenir Next"/>
-                <w:color w:val="1A1A1A"/>
-                <w:sz w:val="18"/>
+              <w:t xml:space="preserve">Taking the opposite </w:t>
+            </w:r>
+            <w:r>
+              <w:rPr>
+                <w:rFonts w:ascii="Avenir Next" w:hAnsi="Avenir Next" w:cs="Avenir Next" w:eastAsia="Avenir Next"/>
+                <w:b/>
+                <w:color w:val="1A1A1A"/>
+                <w:sz w:val="22"/>
                 <w:szCs w:val="18"/>
               </w:rPr>
-              <w:t xml:space="preserve">Taking the opposite </w:t>
-            </w:r>
-            <w:r>
-              <w:rPr>
-                <w:rFonts w:ascii="Avenir Next" w:hAnsi="Avenir Next" w:cs="Avenir Next" w:eastAsia="Avenir Next"/>
-                <w:b/>
-                <w:color w:val="1A1A1A"/>
-                <w:sz w:val="18"/>
-                <w:szCs w:val="18"/>
-              </w:rPr>
               <w:t xml:space="preserve">twice</w:t>
             </w:r>
             <w:r>
               <w:rPr>
                 <w:rFonts w:ascii="Avenir Next" w:hAnsi="Avenir Next" w:cs="Avenir Next" w:eastAsia="Avenir Next"/>
                 <w:color w:val="1A1A1A"/>
-                <w:sz w:val="18"/>
+                <w:sz w:val="22"/>
                 <w:szCs w:val="18"/>
               </w:rPr>
               <w:t xml:space="preserve"> gives back the number you started with.</w:t>
@@ -349,6 +351,7 @@
           </w:tcPr>
           <w:p>
             <w:pPr>
+              <w:pStyle w:val="Heading2"/>
               <w:spacing w:before="0" w:after="40" w:line="264" w:lineRule="auto"/>
             </w:pPr>
             <w:r>
@@ -371,7 +374,7 @@
               <w:rPr>
                 <w:rFonts w:ascii="Avenir Next" w:hAnsi="Avenir Next" w:cs="Avenir Next" w:eastAsia="Avenir Next"/>
                 <w:color w:val="1A1A1A"/>
-                <w:sz w:val="17"/>
+                <w:sz w:val="22"/>
                 <w:szCs w:val="17"/>
               </w:rPr>
               <w:t xml:space="preserve">Find −(−5.3). Then find the opposite of your answer.</w:t>
@@ -390,25 +393,25 @@
                 <w:rFonts w:ascii="Avenir Next" w:hAnsi="Avenir Next" w:cs="Avenir Next" w:eastAsia="Avenir Next"/>
                 <w:b/>
                 <w:color w:val="003A70"/>
+                <w:sz w:val="22"/>
+                <w:szCs w:val="17"/>
+              </w:rPr>
+              <w:t xml:space="preserve">Step 1</w:t>
+            </w:r>
+            <w:r>
+              <w:rPr>
+                <w:rFonts w:ascii="Avenir Next" w:hAnsi="Avenir Next" w:cs="Avenir Next" w:eastAsia="Avenir Next"/>
+                <w:color w:val="1A1A1A"/>
                 <w:sz w:val="17"/>
                 <w:szCs w:val="17"/>
               </w:rPr>
-              <w:t xml:space="preserve">Step 1</w:t>
-            </w:r>
-            <w:r>
-              <w:rPr>
-                <w:rFonts w:ascii="Avenir Next" w:hAnsi="Avenir Next" w:cs="Avenir Next" w:eastAsia="Avenir Next"/>
-                <w:color w:val="1A1A1A"/>
-                <w:sz w:val="17"/>
-                <w:szCs w:val="17"/>
-              </w:rPr>
               <w:tab/>
             </w:r>
             <w:r>
               <w:rPr>
                 <w:rFonts w:ascii="Avenir Next" w:hAnsi="Avenir Next" w:cs="Avenir Next" w:eastAsia="Avenir Next"/>
                 <w:color w:val="1A1A1A"/>
-                <w:sz w:val="17"/>
+                <w:sz w:val="22"/>
                 <w:szCs w:val="17"/>
               </w:rPr>
               <w:t xml:space="preserve">−5.3 is 5.3 units left of 0.</w:t>
@@ -427,25 +430,25 @@
                 <w:rFonts w:ascii="Avenir Next" w:hAnsi="Avenir Next" w:cs="Avenir Next" w:eastAsia="Avenir Next"/>
                 <w:b/>
                 <w:color w:val="003A70"/>
+                <w:sz w:val="22"/>
+                <w:szCs w:val="17"/>
+              </w:rPr>
+              <w:t xml:space="preserve">Step 2</w:t>
+            </w:r>
+            <w:r>
+              <w:rPr>
+                <w:rFonts w:ascii="Avenir Next" w:hAnsi="Avenir Next" w:cs="Avenir Next" w:eastAsia="Avenir Next"/>
+                <w:color w:val="1A1A1A"/>
                 <w:sz w:val="17"/>
                 <w:szCs w:val="17"/>
               </w:rPr>
-              <w:t xml:space="preserve">Step 2</w:t>
-            </w:r>
-            <w:r>
-              <w:rPr>
-                <w:rFonts w:ascii="Avenir Next" w:hAnsi="Avenir Next" w:cs="Avenir Next" w:eastAsia="Avenir Next"/>
-                <w:color w:val="1A1A1A"/>
-                <w:sz w:val="17"/>
-                <w:szCs w:val="17"/>
-              </w:rPr>
               <w:tab/>
             </w:r>
             <w:r>
               <w:rPr>
                 <w:rFonts w:ascii="Avenir Next" w:hAnsi="Avenir Next" w:cs="Avenir Next" w:eastAsia="Avenir Next"/>
                 <w:color w:val="1A1A1A"/>
-                <w:sz w:val="17"/>
+                <w:sz w:val="22"/>
                 <w:szCs w:val="17"/>
               </w:rPr>
               <w:t xml:space="preserve">Flip to the other side of 0, keeping the distance 5.3: −(−5.3) = 5.3.</w:t>
@@ -464,25 +467,25 @@
                 <w:rFonts w:ascii="Avenir Next" w:hAnsi="Avenir Next" w:cs="Avenir Next" w:eastAsia="Avenir Next"/>
                 <w:b/>
                 <w:color w:val="003A70"/>
+                <w:sz w:val="22"/>
+                <w:szCs w:val="17"/>
+              </w:rPr>
+              <w:t xml:space="preserve">Step 3</w:t>
+            </w:r>
+            <w:r>
+              <w:rPr>
+                <w:rFonts w:ascii="Avenir Next" w:hAnsi="Avenir Next" w:cs="Avenir Next" w:eastAsia="Avenir Next"/>
+                <w:color w:val="1A1A1A"/>
                 <w:sz w:val="17"/>
                 <w:szCs w:val="17"/>
               </w:rPr>
-              <w:t xml:space="preserve">Step 3</w:t>
-            </w:r>
-            <w:r>
-              <w:rPr>
-                <w:rFonts w:ascii="Avenir Next" w:hAnsi="Avenir Next" w:cs="Avenir Next" w:eastAsia="Avenir Next"/>
-                <w:color w:val="1A1A1A"/>
-                <w:sz w:val="17"/>
-                <w:szCs w:val="17"/>
-              </w:rPr>
               <w:tab/>
             </w:r>
             <w:r>
               <w:rPr>
                 <w:rFonts w:ascii="Avenir Next" w:hAnsi="Avenir Next" w:cs="Avenir Next" w:eastAsia="Avenir Next"/>
                 <w:color w:val="1A1A1A"/>
-                <w:sz w:val="17"/>
+                <w:sz w:val="22"/>
                 <w:szCs w:val="17"/>
               </w:rPr>
               <w:t xml:space="preserve">Flip again: the opposite of 5.3 is −5.3.</w:t>
@@ -501,18 +504,18 @@
                 <w:rFonts w:ascii="Avenir Next" w:hAnsi="Avenir Next" w:cs="Avenir Next" w:eastAsia="Avenir Next"/>
                 <w:b/>
                 <w:color w:val="1A1A1A"/>
+                <w:sz w:val="22"/>
+                <w:szCs w:val="17"/>
+              </w:rPr>
+              <w:t xml:space="preserve">Answer</w:t>
+            </w:r>
+            <w:r>
+              <w:rPr>
+                <w:rFonts w:ascii="Avenir Next" w:hAnsi="Avenir Next" w:cs="Avenir Next" w:eastAsia="Avenir Next"/>
+                <w:color w:val="1A1A1A"/>
                 <w:sz w:val="17"/>
                 <w:szCs w:val="17"/>
               </w:rPr>
-              <w:t xml:space="preserve">Answer</w:t>
-            </w:r>
-            <w:r>
-              <w:rPr>
-                <w:rFonts w:ascii="Avenir Next" w:hAnsi="Avenir Next" w:cs="Avenir Next" w:eastAsia="Avenir Next"/>
-                <w:color w:val="1A1A1A"/>
-                <w:sz w:val="17"/>
-                <w:szCs w:val="17"/>
-              </w:rPr>
               <w:tab/>
             </w:r>
             <w:r>
@@ -520,7 +523,7 @@
                 <w:rFonts w:ascii="Avenir Next" w:hAnsi="Avenir Next" w:cs="Avenir Next" w:eastAsia="Avenir Next"/>
                 <w:b/>
                 <w:color w:val="1A1A1A"/>
-                <w:sz w:val="17"/>
+                <w:sz w:val="22"/>
                 <w:szCs w:val="17"/>
               </w:rPr>
               <w:t xml:space="preserve">5.3, then −5.3 (two flips return to the start)</w:t>
@@ -549,7 +552,7 @@
           <w:rFonts w:ascii="Avenir Next" w:hAnsi="Avenir Next" w:cs="Avenir Next" w:eastAsia="Avenir Next"/>
           <w:b/>
           <w:color w:val="1A1A1A"/>
-          <w:sz w:val="17"/>
+          <w:sz w:val="22"/>
           <w:szCs w:val="17"/>
         </w:rPr>
         <w:t xml:space="preserve">opposite</w:t>
@@ -559,7 +562,7 @@
           <w:rFonts w:ascii="Avenir Next" w:hAnsi="Avenir Next" w:cs="Avenir Next" w:eastAsia="Avenir Next"/>
           <w:i/>
           <w:color w:val="5A5F66"/>
-          <w:sz w:val="17"/>
+          <w:sz w:val="22"/>
           <w:szCs w:val="17"/>
         </w:rPr>
         <w:t xml:space="preserve"> (opuesto)</w:t>
@@ -568,7 +571,7 @@
         <w:rPr>
           <w:rFonts w:ascii="Avenir Next" w:hAnsi="Avenir Next" w:cs="Avenir Next" w:eastAsia="Avenir Next"/>
           <w:color w:val="5A5F66"/>
-          <w:sz w:val="17"/>
+          <w:sz w:val="22"/>
           <w:szCs w:val="17"/>
         </w:rPr>
         <w:t xml:space="preserve">   ·   </w:t>
@@ -578,7 +581,7 @@
           <w:rFonts w:ascii="Avenir Next" w:hAnsi="Avenir Next" w:cs="Avenir Next" w:eastAsia="Avenir Next"/>
           <w:b/>
           <w:color w:val="1A1A1A"/>
-          <w:sz w:val="17"/>
+          <w:sz w:val="22"/>
           <w:szCs w:val="17"/>
         </w:rPr>
         <w:t xml:space="preserve">opposite of the opposite</w:t>
@@ -588,7 +591,7 @@
           <w:rFonts w:ascii="Avenir Next" w:hAnsi="Avenir Next" w:cs="Avenir Next" w:eastAsia="Avenir Next"/>
           <w:i/>
           <w:color w:val="5A5F66"/>
-          <w:sz w:val="17"/>
+          <w:sz w:val="22"/>
           <w:szCs w:val="17"/>
         </w:rPr>
         <w:t xml:space="preserve"> (opuesto del opuesto)</w:t>
@@ -597,7 +600,7 @@
         <w:rPr>
           <w:rFonts w:ascii="Avenir Next" w:hAnsi="Avenir Next" w:cs="Avenir Next" w:eastAsia="Avenir Next"/>
           <w:color w:val="5A5F66"/>
-          <w:sz w:val="17"/>
+          <w:sz w:val="22"/>
           <w:szCs w:val="17"/>
         </w:rPr>
         <w:t xml:space="preserve">   ·   </w:t>
@@ -607,7 +610,7 @@
           <w:rFonts w:ascii="Avenir Next" w:hAnsi="Avenir Next" w:cs="Avenir Next" w:eastAsia="Avenir Next"/>
           <w:b/>
           <w:color w:val="1A1A1A"/>
-          <w:sz w:val="17"/>
+          <w:sz w:val="22"/>
           <w:szCs w:val="17"/>
         </w:rPr>
         <w:t xml:space="preserve">rational number</w:t>
@@ -617,7 +620,7 @@
           <w:rFonts w:ascii="Avenir Next" w:hAnsi="Avenir Next" w:cs="Avenir Next" w:eastAsia="Avenir Next"/>
           <w:i/>
           <w:color w:val="5A5F66"/>
-          <w:sz w:val="17"/>
+          <w:sz w:val="22"/>
           <w:szCs w:val="17"/>
         </w:rPr>
         <w:t xml:space="preserve"> (número racional)</w:t>
@@ -625,6 +628,7 @@
     </w:p>
     <w:p>
       <w:pPr>
+        <w:pStyle w:val="Heading2"/>
         <w:keepNext/>
         <w:pBdr>
           <w:bottom w:val="single" w:sz="8" w:space="3" w:color="003A70"/>
@@ -640,7 +644,7 @@
           <w:b/>
           <w:color w:val="003A70"/>
           <w:spacing w:val="14"/>
-          <w:sz w:val="19"/>
+          <w:sz w:val="22"/>
           <w:szCs w:val="19"/>
         </w:rPr>
         <w:t xml:space="preserve">PRACTICE</w:t>
@@ -659,7 +663,7 @@
           <w:rFonts w:ascii="Avenir Next" w:hAnsi="Avenir Next" w:cs="Avenir Next" w:eastAsia="Avenir Next"/>
           <w:i/>
           <w:color w:val="5A5F66"/>
-          <w:sz w:val="17"/>
+          <w:sz w:val="22"/>
           <w:szCs w:val="17"/>
         </w:rPr>
         <w:t xml:space="preserve">show your work · label units</w:t>
@@ -667,7 +671,7 @@
     </w:p>
     <w:p>
       <w:pPr>
-        <w:spacing w:before="0" w:after="0" w:line="20" w:lineRule="exact"/>
+        <w:spacing w:before="0" w:after="0" w:line="50" w:lineRule="exact"/>
       </w:pPr>
     </w:p>
     <w:tbl>
@@ -717,25 +721,25 @@
                 <w:rFonts w:ascii="Avenir Next" w:hAnsi="Avenir Next" w:cs="Avenir Next" w:eastAsia="Avenir Next"/>
                 <w:b/>
                 <w:color w:val="1A1A1A"/>
+                <w:sz w:val="22"/>
+                <w:szCs w:val="20"/>
+              </w:rPr>
+              <w:t xml:space="preserve">1.</w:t>
+            </w:r>
+            <w:r>
+              <w:rPr>
+                <w:rFonts w:ascii="Avenir Next" w:hAnsi="Avenir Next" w:cs="Avenir Next" w:eastAsia="Avenir Next"/>
+                <w:color w:val="1A1A1A"/>
                 <w:sz w:val="20"/>
                 <w:szCs w:val="20"/>
               </w:rPr>
-              <w:t xml:space="preserve">1.</w:t>
-            </w:r>
-            <w:r>
-              <w:rPr>
-                <w:rFonts w:ascii="Avenir Next" w:hAnsi="Avenir Next" w:cs="Avenir Next" w:eastAsia="Avenir Next"/>
-                <w:color w:val="1A1A1A"/>
-                <w:sz w:val="20"/>
-                <w:szCs w:val="20"/>
-              </w:rPr>
               <w:tab/>
             </w:r>
             <w:r>
               <w:rPr>
                 <w:rFonts w:ascii="Avenir Next" w:hAnsi="Avenir Next" w:cs="Avenir Next" w:eastAsia="Avenir Next"/>
                 <w:color w:val="1A1A1A"/>
-                <w:sz w:val="20"/>
+                <w:sz w:val="22"/>
                 <w:szCs w:val="20"/>
               </w:rPr>
               <w:t xml:space="preserve">Write the opposite of each number, or find the value.</w:t>
@@ -791,7 +795,7 @@
                       <w:rFonts w:ascii="Avenir Next" w:hAnsi="Avenir Next" w:cs="Avenir Next" w:eastAsia="Avenir Next"/>
                       <w:b/>
                       <w:color w:val="003A70"/>
-                      <w:sz w:val="20"/>
+                      <w:sz w:val="22"/>
                       <w:szCs w:val="20"/>
                     </w:rPr>
                     <w:t xml:space="preserve">a.</w:t>
@@ -809,7 +813,7 @@
                     <w:rPr>
                       <w:rFonts w:ascii="Avenir Next" w:hAnsi="Avenir Next" w:cs="Avenir Next" w:eastAsia="Avenir Next"/>
                       <w:color w:val="1A1A1A"/>
-                      <w:sz w:val="20"/>
+                      <w:sz w:val="22"/>
                       <w:szCs w:val="20"/>
                     </w:rPr>
                     <w:t xml:space="preserve">−2.5</w:t>
@@ -853,7 +857,7 @@
                       <w:rFonts w:ascii="Avenir Next" w:hAnsi="Avenir Next" w:cs="Avenir Next" w:eastAsia="Avenir Next"/>
                       <w:b/>
                       <w:color w:val="003A70"/>
-                      <w:sz w:val="20"/>
+                      <w:sz w:val="22"/>
                       <w:szCs w:val="20"/>
                     </w:rPr>
                     <w:t xml:space="preserve">b.</w:t>
@@ -871,7 +875,7 @@
                     <w:rPr>
                       <w:rFonts w:ascii="Avenir Next" w:hAnsi="Avenir Next" w:cs="Avenir Next" w:eastAsia="Avenir Next"/>
                       <w:color w:val="1A1A1A"/>
-                      <w:sz w:val="20"/>
+                      <w:sz w:val="22"/>
                       <w:szCs w:val="20"/>
                     </w:rPr>
                     <w:t xml:space="preserve">7/10</w:t>
@@ -915,7 +919,7 @@
                       <w:rFonts w:ascii="Avenir Next" w:hAnsi="Avenir Next" w:cs="Avenir Next" w:eastAsia="Avenir Next"/>
                       <w:b/>
                       <w:color w:val="003A70"/>
-                      <w:sz w:val="20"/>
+                      <w:sz w:val="22"/>
                       <w:szCs w:val="20"/>
                     </w:rPr>
                     <w:t xml:space="preserve">c.</w:t>
@@ -933,7 +937,7 @@
                     <w:rPr>
                       <w:rFonts w:ascii="Avenir Next" w:hAnsi="Avenir Next" w:cs="Avenir Next" w:eastAsia="Avenir Next"/>
                       <w:color w:val="1A1A1A"/>
-                      <w:sz w:val="20"/>
+                      <w:sz w:val="22"/>
                       <w:szCs w:val="20"/>
                     </w:rPr>
                     <w:t xml:space="preserve">−1/4</w:t>
@@ -983,7 +987,7 @@
                       <w:rFonts w:ascii="Avenir Next" w:hAnsi="Avenir Next" w:cs="Avenir Next" w:eastAsia="Avenir Next"/>
                       <w:b/>
                       <w:color w:val="003A70"/>
-                      <w:sz w:val="20"/>
+                      <w:sz w:val="22"/>
                       <w:szCs w:val="20"/>
                     </w:rPr>
                     <w:t xml:space="preserve">d.</w:t>
@@ -1001,7 +1005,7 @@
                     <w:rPr>
                       <w:rFonts w:ascii="Avenir Next" w:hAnsi="Avenir Next" w:cs="Avenir Next" w:eastAsia="Avenir Next"/>
                       <w:color w:val="1A1A1A"/>
-                      <w:sz w:val="20"/>
+                      <w:sz w:val="22"/>
                       <w:szCs w:val="20"/>
                     </w:rPr>
                     <w:t xml:space="preserve">0</w:t>
@@ -1045,7 +1049,7 @@
                       <w:rFonts w:ascii="Avenir Next" w:hAnsi="Avenir Next" w:cs="Avenir Next" w:eastAsia="Avenir Next"/>
                       <w:b/>
                       <w:color w:val="003A70"/>
-                      <w:sz w:val="20"/>
+                      <w:sz w:val="22"/>
                       <w:szCs w:val="20"/>
                     </w:rPr>
                     <w:t xml:space="preserve">e.</w:t>
@@ -1063,7 +1067,7 @@
                     <w:rPr>
                       <w:rFonts w:ascii="Avenir Next" w:hAnsi="Avenir Next" w:cs="Avenir Next" w:eastAsia="Avenir Next"/>
                       <w:color w:val="1A1A1A"/>
-                      <w:sz w:val="20"/>
+                      <w:sz w:val="22"/>
                       <w:szCs w:val="20"/>
                     </w:rPr>
                     <w:t xml:space="preserve">−(4.5) =</w:t>
@@ -1107,7 +1111,7 @@
                       <w:rFonts w:ascii="Avenir Next" w:hAnsi="Avenir Next" w:cs="Avenir Next" w:eastAsia="Avenir Next"/>
                       <w:b/>
                       <w:color w:val="003A70"/>
-                      <w:sz w:val="20"/>
+                      <w:sz w:val="22"/>
                       <w:szCs w:val="20"/>
                     </w:rPr>
                     <w:t xml:space="preserve">f.</w:t>
@@ -1125,7 +1129,7 @@
                     <w:rPr>
                       <w:rFonts w:ascii="Avenir Next" w:hAnsi="Avenir Next" w:cs="Avenir Next" w:eastAsia="Avenir Next"/>
                       <w:color w:val="1A1A1A"/>
-                      <w:sz w:val="20"/>
+                      <w:sz w:val="22"/>
                       <w:szCs w:val="20"/>
                     </w:rPr>
                     <w:t xml:space="preserve">−(−4.5) =</w:t>
@@ -1155,7 +1159,7 @@
           </w:tbl>
           <w:p>
             <w:pPr>
-              <w:spacing w:before="0" w:after="0" w:line="24" w:lineRule="auto"/>
+              <w:spacing w:before="0" w:after="0" w:line="50" w:lineRule="exact"/>
             </w:pPr>
           </w:p>
         </w:tc>
@@ -1163,12 +1167,12 @@
     </w:tbl>
     <w:p>
       <w:pPr>
-        <w:spacing w:before="0" w:after="0" w:line="20" w:lineRule="exact"/>
+        <w:spacing w:before="0" w:after="0" w:line="50" w:lineRule="exact"/>
       </w:pPr>
     </w:p>
     <w:p>
       <w:pPr>
-        <w:spacing w:before="0" w:after="0" w:line="20" w:lineRule="exact"/>
+        <w:spacing w:before="0" w:after="0" w:line="50" w:lineRule="exact"/>
       </w:pPr>
     </w:p>
     <w:tbl>
@@ -1218,18 +1222,18 @@
                 <w:rFonts w:ascii="Avenir Next" w:hAnsi="Avenir Next" w:cs="Avenir Next" w:eastAsia="Avenir Next"/>
                 <w:b/>
                 <w:color w:val="1A1A1A"/>
+                <w:sz w:val="22"/>
+                <w:szCs w:val="20"/>
+              </w:rPr>
+              <w:t xml:space="preserve">2.</w:t>
+            </w:r>
+            <w:r>
+              <w:rPr>
+                <w:rFonts w:ascii="Avenir Next" w:hAnsi="Avenir Next" w:cs="Avenir Next" w:eastAsia="Avenir Next"/>
+                <w:color w:val="1A1A1A"/>
                 <w:sz w:val="20"/>
                 <w:szCs w:val="20"/>
               </w:rPr>
-              <w:t xml:space="preserve">2.</w:t>
-            </w:r>
-            <w:r>
-              <w:rPr>
-                <w:rFonts w:ascii="Avenir Next" w:hAnsi="Avenir Next" w:cs="Avenir Next" w:eastAsia="Avenir Next"/>
-                <w:color w:val="1A1A1A"/>
-                <w:sz w:val="20"/>
-                <w:szCs w:val="20"/>
-              </w:rPr>
               <w:tab/>
             </w:r>
             <w:r>
@@ -1237,7 +1241,7 @@
                 <w:rFonts w:ascii="Avenir Next" w:hAnsi="Avenir Next" w:cs="Avenir Next" w:eastAsia="Avenir Next"/>
                 <w:b/>
                 <w:color w:val="1A1A1A"/>
-                <w:sz w:val="20"/>
+                <w:sz w:val="22"/>
                 <w:szCs w:val="20"/>
               </w:rPr>
               <w:t xml:space="preserve">Scuba Dive Log.  </w:t>
@@ -1246,7 +1250,7 @@
               <w:rPr>
                 <w:rFonts w:ascii="Avenir Next" w:hAnsi="Avenir Next" w:cs="Avenir Next" w:eastAsia="Avenir Next"/>
                 <w:color w:val="1A1A1A"/>
-                <w:sz w:val="20"/>
+                <w:sz w:val="22"/>
                 <w:szCs w:val="20"/>
               </w:rPr>
               <w:t xml:space="preserve">A dive log lists four depths: reef −4.5 m, ledge −7.25 m, wreck −11.5 m, sandbar −0.8 m.</w:t>
@@ -1266,25 +1270,25 @@
                 <w:rFonts w:ascii="Avenir Next" w:hAnsi="Avenir Next" w:cs="Avenir Next" w:eastAsia="Avenir Next"/>
                 <w:b/>
                 <w:color w:val="003A70"/>
+                <w:sz w:val="22"/>
+                <w:szCs w:val="20"/>
+              </w:rPr>
+              <w:t xml:space="preserve">a.</w:t>
+            </w:r>
+            <w:r>
+              <w:rPr>
+                <w:rFonts w:ascii="Avenir Next" w:hAnsi="Avenir Next" w:cs="Avenir Next" w:eastAsia="Avenir Next"/>
+                <w:color w:val="1A1A1A"/>
                 <w:sz w:val="20"/>
                 <w:szCs w:val="20"/>
               </w:rPr>
-              <w:t xml:space="preserve">a.</w:t>
-            </w:r>
-            <w:r>
-              <w:rPr>
-                <w:rFonts w:ascii="Avenir Next" w:hAnsi="Avenir Next" w:cs="Avenir Next" w:eastAsia="Avenir Next"/>
-                <w:color w:val="1A1A1A"/>
-                <w:sz w:val="20"/>
-                <w:szCs w:val="20"/>
-              </w:rPr>
               <w:tab/>
             </w:r>
             <w:r>
               <w:rPr>
                 <w:rFonts w:ascii="Avenir Next" w:hAnsi="Avenir Next" w:cs="Avenir Next" w:eastAsia="Avenir Next"/>
                 <w:color w:val="1A1A1A"/>
-                <w:sz w:val="20"/>
+                <w:sz w:val="22"/>
                 <w:szCs w:val="20"/>
               </w:rPr>
               <w:t xml:space="preserve">Write the opposite of each depth. </w:t>
@@ -1371,10 +1375,28 @@
                 <w:rFonts w:ascii="Avenir Next" w:hAnsi="Avenir Next" w:cs="Avenir Next" w:eastAsia="Avenir Next"/>
                 <w:b/>
                 <w:color w:val="003A70"/>
+                <w:sz w:val="22"/>
+                <w:szCs w:val="20"/>
+              </w:rPr>
+              <w:t xml:space="preserve">b.</w:t>
+            </w:r>
+            <w:r>
+              <w:rPr>
+                <w:rFonts w:ascii="Avenir Next" w:hAnsi="Avenir Next" w:cs="Avenir Next" w:eastAsia="Avenir Next"/>
+                <w:color w:val="1A1A1A"/>
                 <w:sz w:val="20"/>
                 <w:szCs w:val="20"/>
               </w:rPr>
-              <w:t xml:space="preserve">b.</w:t>
+              <w:tab/>
+            </w:r>
+            <w:r>
+              <w:rPr>
+                <w:rFonts w:ascii="Avenir Next" w:hAnsi="Avenir Next" w:cs="Avenir Next" w:eastAsia="Avenir Next"/>
+                <w:color w:val="1A1A1A"/>
+                <w:sz w:val="22"/>
+                <w:szCs w:val="20"/>
+              </w:rPr>
+              <w:t xml:space="preserve">How far from 0 is the ledge depth?</w:t>
             </w:r>
             <w:r>
               <w:rPr>
@@ -1383,7 +1405,7 @@
                 <w:sz w:val="20"/>
                 <w:szCs w:val="20"/>
               </w:rPr>
-              <w:tab/>
+              <w:t xml:space="preserve">  </w:t>
             </w:r>
             <w:r>
               <w:rPr>
@@ -1391,24 +1413,6 @@
                 <w:color w:val="1A1A1A"/>
                 <w:sz w:val="20"/>
                 <w:szCs w:val="20"/>
-              </w:rPr>
-              <w:t xml:space="preserve">How far from 0 is the ledge depth?</w:t>
-            </w:r>
-            <w:r>
-              <w:rPr>
-                <w:rFonts w:ascii="Avenir Next" w:hAnsi="Avenir Next" w:cs="Avenir Next" w:eastAsia="Avenir Next"/>
-                <w:color w:val="1A1A1A"/>
-                <w:sz w:val="20"/>
-                <w:szCs w:val="20"/>
-              </w:rPr>
-              <w:t xml:space="preserve">  </w:t>
-            </w:r>
-            <w:r>
-              <w:rPr>
-                <w:rFonts w:ascii="Avenir Next" w:hAnsi="Avenir Next" w:cs="Avenir Next" w:eastAsia="Avenir Next"/>
-                <w:color w:val="1A1A1A"/>
-                <w:sz w:val="20"/>
-                <w:szCs w:val="20"/>
                 <w:u w:val="single"/>
               </w:rPr>
               <w:t xml:space="preserve">                </w:t>
@@ -1417,7 +1421,7 @@
               <w:rPr>
                 <w:rFonts w:ascii="Avenir Next" w:hAnsi="Avenir Next" w:cs="Avenir Next" w:eastAsia="Avenir Next"/>
                 <w:color w:val="1A1A1A"/>
-                <w:sz w:val="20"/>
+                <w:sz w:val="22"/>
                 <w:szCs w:val="20"/>
               </w:rPr>
               <w:t xml:space="preserve"> m</w:t>
@@ -1425,7 +1429,7 @@
           </w:p>
           <w:p>
             <w:pPr>
-              <w:spacing w:before="0" w:after="0" w:line="60" w:lineRule="auto"/>
+              <w:spacing w:before="0" w:after="0" w:line="50" w:lineRule="exact"/>
             </w:pPr>
           </w:p>
           <w:tbl>
@@ -1483,7 +1487,7 @@
           </w:tbl>
           <w:p>
             <w:pPr>
-              <w:spacing w:before="0" w:after="0" w:line="24" w:lineRule="auto"/>
+              <w:spacing w:before="0" w:after="0" w:line="50" w:lineRule="exact"/>
             </w:pPr>
           </w:p>
         </w:tc>
@@ -1491,12 +1495,12 @@
     </w:tbl>
     <w:p>
       <w:pPr>
-        <w:spacing w:before="0" w:after="0" w:line="20" w:lineRule="exact"/>
+        <w:spacing w:before="0" w:after="0" w:line="50" w:lineRule="exact"/>
       </w:pPr>
     </w:p>
     <w:p>
       <w:pPr>
-        <w:spacing w:before="0" w:after="0" w:line="20" w:lineRule="exact"/>
+        <w:spacing w:before="0" w:after="0" w:line="50" w:lineRule="exact"/>
       </w:pPr>
     </w:p>
     <w:tbl>
@@ -1546,18 +1550,18 @@
                 <w:rFonts w:ascii="Avenir Next" w:hAnsi="Avenir Next" w:cs="Avenir Next" w:eastAsia="Avenir Next"/>
                 <w:b/>
                 <w:color w:val="1A1A1A"/>
+                <w:sz w:val="22"/>
+                <w:szCs w:val="20"/>
+              </w:rPr>
+              <w:t xml:space="preserve">3.</w:t>
+            </w:r>
+            <w:r>
+              <w:rPr>
+                <w:rFonts w:ascii="Avenir Next" w:hAnsi="Avenir Next" w:cs="Avenir Next" w:eastAsia="Avenir Next"/>
+                <w:color w:val="1A1A1A"/>
                 <w:sz w:val="20"/>
                 <w:szCs w:val="20"/>
               </w:rPr>
-              <w:t xml:space="preserve">3.</w:t>
-            </w:r>
-            <w:r>
-              <w:rPr>
-                <w:rFonts w:ascii="Avenir Next" w:hAnsi="Avenir Next" w:cs="Avenir Next" w:eastAsia="Avenir Next"/>
-                <w:color w:val="1A1A1A"/>
-                <w:sz w:val="20"/>
-                <w:szCs w:val="20"/>
-              </w:rPr>
               <w:tab/>
             </w:r>
             <w:r>
@@ -1565,7 +1569,7 @@
                 <w:rFonts w:ascii="Avenir Next" w:hAnsi="Avenir Next" w:cs="Avenir Next" w:eastAsia="Avenir Next"/>
                 <w:b/>
                 <w:color w:val="1A1A1A"/>
-                <w:sz w:val="20"/>
+                <w:sz w:val="22"/>
                 <w:szCs w:val="20"/>
               </w:rPr>
               <w:t xml:space="preserve">Card Flips.  </w:t>
@@ -1574,7 +1578,7 @@
               <w:rPr>
                 <w:rFonts w:ascii="Avenir Next" w:hAnsi="Avenir Next" w:cs="Avenir Next" w:eastAsia="Avenir Next"/>
                 <w:color w:val="1A1A1A"/>
-                <w:sz w:val="20"/>
+                <w:sz w:val="22"/>
                 <w:szCs w:val="20"/>
               </w:rPr>
               <w:t xml:space="preserve">Nadia wrote −7/8 on a card. She flipped it to its opposite, then flipped that result to its opposite. What number does she have now?</w:t>
@@ -1591,7 +1595,7 @@
                 <w:rFonts w:ascii="Avenir Next" w:hAnsi="Avenir Next" w:cs="Avenir Next" w:eastAsia="Avenir Next"/>
                 <w:b/>
                 <w:color w:val="003A70"/>
-                <w:sz w:val="17"/>
+                <w:sz w:val="22"/>
                 <w:szCs w:val="17"/>
               </w:rPr>
               <w:t xml:space="preserve">Hint  </w:t>
@@ -1601,7 +1605,7 @@
                 <w:rFonts w:ascii="Avenir Next" w:hAnsi="Avenir Next" w:cs="Avenir Next" w:eastAsia="Avenir Next"/>
                 <w:i/>
                 <w:color w:val="5A5F66"/>
-                <w:sz w:val="17"/>
+                <w:sz w:val="22"/>
                 <w:szCs w:val="17"/>
               </w:rPr>
               <w:t xml:space="preserve">Do one flip at a time and mark where each lands.</w:t>
@@ -1617,7 +1621,7 @@
               <w:drawing>
                 <wp:inline distT="0" distB="0" distL="0" distR="0">
                   <wp:extent cx="5120640" cy="566928"/>
-                  <wp:docPr id="1" name="Figure 1"/>
+                  <wp:docPr id="1" name="Figure 1" descr="Number line from -1 to 1, ticks every 0.125. Labels: -1, −1, -0.5, −1/2, 0, 0, 0.5, 1/2, 1, 1."/>
                   <a:graphic xmlns:a="http://schemas.openxmlformats.org/drawingml/2006/main">
                     <a:graphicData uri="http://schemas.openxmlformats.org/drawingml/2006/picture">
                       <pic:pic xmlns:pic="http://schemas.openxmlformats.org/drawingml/2006/picture">
@@ -1660,7 +1664,7 @@
                 <w:rFonts w:ascii="Avenir Next" w:hAnsi="Avenir Next" w:cs="Avenir Next" w:eastAsia="Avenir Next"/>
                 <w:b/>
                 <w:color w:val="1A1A1A"/>
-                <w:sz w:val="18"/>
+                <w:sz w:val="22"/>
                 <w:szCs w:val="18"/>
               </w:rPr>
               <w:t xml:space="preserve">Answer</w:t>
@@ -1680,12 +1684,12 @@
     </w:tbl>
     <w:p>
       <w:pPr>
-        <w:spacing w:before="0" w:after="0" w:line="20" w:lineRule="exact"/>
+        <w:spacing w:before="0" w:after="0" w:line="50" w:lineRule="exact"/>
       </w:pPr>
     </w:p>
     <w:p>
       <w:pPr>
-        <w:spacing w:before="0" w:after="0" w:line="20" w:lineRule="exact"/>
+        <w:spacing w:before="0" w:after="0" w:line="50" w:lineRule="exact"/>
       </w:pPr>
     </w:p>
     <w:tbl>
@@ -1736,18 +1740,18 @@
                 <w:rFonts w:ascii="Avenir Next" w:hAnsi="Avenir Next" w:cs="Avenir Next" w:eastAsia="Avenir Next"/>
                 <w:b/>
                 <w:color w:val="1A1A1A"/>
+                <w:sz w:val="22"/>
+                <w:szCs w:val="20"/>
+              </w:rPr>
+              <w:t xml:space="preserve">4.</w:t>
+            </w:r>
+            <w:r>
+              <w:rPr>
+                <w:rFonts w:ascii="Avenir Next" w:hAnsi="Avenir Next" w:cs="Avenir Next" w:eastAsia="Avenir Next"/>
+                <w:color w:val="1A1A1A"/>
                 <w:sz w:val="20"/>
                 <w:szCs w:val="20"/>
               </w:rPr>
-              <w:t xml:space="preserve">4.</w:t>
-            </w:r>
-            <w:r>
-              <w:rPr>
-                <w:rFonts w:ascii="Avenir Next" w:hAnsi="Avenir Next" w:cs="Avenir Next" w:eastAsia="Avenir Next"/>
-                <w:color w:val="1A1A1A"/>
-                <w:sz w:val="20"/>
-                <w:szCs w:val="20"/>
-              </w:rPr>
               <w:tab/>
             </w:r>
             <w:r>
@@ -1755,7 +1759,7 @@
                 <w:rFonts w:ascii="Avenir Next" w:hAnsi="Avenir Next" w:cs="Avenir Next" w:eastAsia="Avenir Next"/>
                 <w:b/>
                 <w:color w:val="1A1A1A"/>
-                <w:sz w:val="20"/>
+                <w:sz w:val="22"/>
                 <w:szCs w:val="20"/>
               </w:rPr>
               <w:t xml:space="preserve">Club Balance.  </w:t>
@@ -1764,7 +1768,7 @@
               <w:rPr>
                 <w:rFonts w:ascii="Avenir Next" w:hAnsi="Avenir Next" w:cs="Avenir Next" w:eastAsia="Avenir Next"/>
                 <w:color w:val="1A1A1A"/>
-                <w:sz w:val="20"/>
+                <w:sz w:val="22"/>
                 <w:szCs w:val="20"/>
               </w:rPr>
               <w:t xml:space="preserve">A club balance dropped to −18.6 dollars in March. In April it changed to the opposite amount. What is the April balance?</w:t>
@@ -1781,7 +1785,7 @@
                 <w:rFonts w:ascii="Avenir Next" w:hAnsi="Avenir Next" w:cs="Avenir Next" w:eastAsia="Avenir Next"/>
                 <w:b/>
                 <w:color w:val="003A70"/>
-                <w:sz w:val="17"/>
+                <w:sz w:val="22"/>
                 <w:szCs w:val="17"/>
               </w:rPr>
               <w:t xml:space="preserve">Hint  </w:t>
@@ -1791,7 +1795,7 @@
                 <w:rFonts w:ascii="Avenir Next" w:hAnsi="Avenir Next" w:cs="Avenir Next" w:eastAsia="Avenir Next"/>
                 <w:i/>
                 <w:color w:val="5A5F66"/>
-                <w:sz w:val="17"/>
+                <w:sz w:val="22"/>
                 <w:szCs w:val="17"/>
               </w:rPr>
               <w:t xml:space="preserve">Same distance from 0, other side.</w:t>
@@ -1799,7 +1803,7 @@
           </w:p>
           <w:p>
             <w:pPr>
-              <w:spacing w:before="0" w:after="0" w:line="60" w:lineRule="auto"/>
+              <w:spacing w:before="0" w:after="0" w:line="50" w:lineRule="exact"/>
             </w:pPr>
           </w:p>
           <w:tbl>
@@ -1868,25 +1872,25 @@
                 <w:rFonts w:ascii="Avenir Next" w:hAnsi="Avenir Next" w:cs="Avenir Next" w:eastAsia="Avenir Next"/>
                 <w:b/>
                 <w:color w:val="1A1A1A"/>
+                <w:sz w:val="22"/>
+                <w:szCs w:val="18"/>
+              </w:rPr>
+              <w:t xml:space="preserve">Answer</w:t>
+            </w:r>
+            <w:r>
+              <w:rPr>
+                <w:rFonts w:ascii="Avenir Next" w:hAnsi="Avenir Next" w:cs="Avenir Next" w:eastAsia="Avenir Next"/>
+                <w:color w:val="1A1A1A"/>
                 <w:sz w:val="18"/>
                 <w:szCs w:val="18"/>
               </w:rPr>
-              <w:t xml:space="preserve">Answer</w:t>
-            </w:r>
-            <w:r>
-              <w:rPr>
-                <w:rFonts w:ascii="Avenir Next" w:hAnsi="Avenir Next" w:cs="Avenir Next" w:eastAsia="Avenir Next"/>
-                <w:color w:val="1A1A1A"/>
-                <w:sz w:val="18"/>
-                <w:szCs w:val="18"/>
-              </w:rPr>
               <w:tab/>
             </w:r>
             <w:r>
               <w:rPr>
                 <w:rFonts w:ascii="Avenir Next" w:hAnsi="Avenir Next" w:cs="Avenir Next" w:eastAsia="Avenir Next"/>
                 <w:color w:val="1A1A1A"/>
-                <w:sz w:val="18"/>
+                <w:sz w:val="22"/>
                 <w:szCs w:val="18"/>
               </w:rPr>
               <w:t xml:space="preserve">  dollars</w:t>
@@ -1912,18 +1916,18 @@
                 <w:rFonts w:ascii="Avenir Next" w:hAnsi="Avenir Next" w:cs="Avenir Next" w:eastAsia="Avenir Next"/>
                 <w:b/>
                 <w:color w:val="1A1A1A"/>
+                <w:sz w:val="22"/>
+                <w:szCs w:val="20"/>
+              </w:rPr>
+              <w:t xml:space="preserve">5.</w:t>
+            </w:r>
+            <w:r>
+              <w:rPr>
+                <w:rFonts w:ascii="Avenir Next" w:hAnsi="Avenir Next" w:cs="Avenir Next" w:eastAsia="Avenir Next"/>
+                <w:color w:val="1A1A1A"/>
                 <w:sz w:val="20"/>
                 <w:szCs w:val="20"/>
               </w:rPr>
-              <w:t xml:space="preserve">5.</w:t>
-            </w:r>
-            <w:r>
-              <w:rPr>
-                <w:rFonts w:ascii="Avenir Next" w:hAnsi="Avenir Next" w:cs="Avenir Next" w:eastAsia="Avenir Next"/>
-                <w:color w:val="1A1A1A"/>
-                <w:sz w:val="20"/>
-                <w:szCs w:val="20"/>
-              </w:rPr>
               <w:tab/>
             </w:r>
             <w:r>
@@ -1931,7 +1935,7 @@
                 <w:rFonts w:ascii="Avenir Next" w:hAnsi="Avenir Next" w:cs="Avenir Next" w:eastAsia="Avenir Next"/>
                 <w:b/>
                 <w:color w:val="1A1A1A"/>
-                <w:sz w:val="20"/>
+                <w:sz w:val="22"/>
                 <w:szCs w:val="20"/>
               </w:rPr>
               <w:t xml:space="preserve">Missing Start.  </w:t>
@@ -1940,7 +1944,7 @@
               <w:rPr>
                 <w:rFonts w:ascii="Avenir Next" w:hAnsi="Avenir Next" w:cs="Avenir Next" w:eastAsia="Avenir Next"/>
                 <w:color w:val="1A1A1A"/>
-                <w:sz w:val="20"/>
+                <w:sz w:val="22"/>
                 <w:szCs w:val="20"/>
               </w:rPr>
               <w:t xml:space="preserve">A number’s opposite is −4.8. What number did you start with?</w:t>
@@ -1957,7 +1961,7 @@
                 <w:rFonts w:ascii="Avenir Next" w:hAnsi="Avenir Next" w:cs="Avenir Next" w:eastAsia="Avenir Next"/>
                 <w:b/>
                 <w:color w:val="003A70"/>
-                <w:sz w:val="17"/>
+                <w:sz w:val="22"/>
                 <w:szCs w:val="17"/>
               </w:rPr>
               <w:t xml:space="preserve">Hint  </w:t>
@@ -1967,7 +1971,7 @@
                 <w:rFonts w:ascii="Avenir Next" w:hAnsi="Avenir Next" w:cs="Avenir Next" w:eastAsia="Avenir Next"/>
                 <w:i/>
                 <w:color w:val="5A5F66"/>
-                <w:sz w:val="17"/>
+                <w:sz w:val="22"/>
                 <w:szCs w:val="17"/>
               </w:rPr>
               <w:t xml:space="preserve">Flip back: take the opposite of −4.8.</w:t>
@@ -1975,7 +1979,7 @@
           </w:p>
           <w:p>
             <w:pPr>
-              <w:spacing w:before="0" w:after="0" w:line="60" w:lineRule="auto"/>
+              <w:spacing w:before="0" w:after="0" w:line="50" w:lineRule="exact"/>
             </w:pPr>
           </w:p>
           <w:tbl>
@@ -2044,7 +2048,7 @@
                 <w:rFonts w:ascii="Avenir Next" w:hAnsi="Avenir Next" w:cs="Avenir Next" w:eastAsia="Avenir Next"/>
                 <w:b/>
                 <w:color w:val="1A1A1A"/>
-                <w:sz w:val="18"/>
+                <w:sz w:val="22"/>
                 <w:szCs w:val="18"/>
               </w:rPr>
               <w:t xml:space="preserve">Start</w:t>
@@ -2064,12 +2068,12 @@
     </w:tbl>
     <w:p>
       <w:pPr>
-        <w:spacing w:before="0" w:after="0" w:line="20" w:lineRule="exact"/>
+        <w:spacing w:before="0" w:after="0" w:line="50" w:lineRule="exact"/>
       </w:pPr>
     </w:p>
     <w:p>
       <w:pPr>
-        <w:spacing w:before="0" w:after="0" w:line="20" w:lineRule="exact"/>
+        <w:spacing w:before="0" w:after="0" w:line="50" w:lineRule="exact"/>
       </w:pPr>
     </w:p>
     <w:tbl>
@@ -2119,18 +2123,18 @@
                 <w:rFonts w:ascii="Avenir Next" w:hAnsi="Avenir Next" w:cs="Avenir Next" w:eastAsia="Avenir Next"/>
                 <w:b/>
                 <w:color w:val="1A1A1A"/>
+                <w:sz w:val="22"/>
+                <w:szCs w:val="20"/>
+              </w:rPr>
+              <w:t xml:space="preserve">6.</w:t>
+            </w:r>
+            <w:r>
+              <w:rPr>
+                <w:rFonts w:ascii="Avenir Next" w:hAnsi="Avenir Next" w:cs="Avenir Next" w:eastAsia="Avenir Next"/>
+                <w:color w:val="1A1A1A"/>
                 <w:sz w:val="20"/>
                 <w:szCs w:val="20"/>
               </w:rPr>
-              <w:t xml:space="preserve">6.</w:t>
-            </w:r>
-            <w:r>
-              <w:rPr>
-                <w:rFonts w:ascii="Avenir Next" w:hAnsi="Avenir Next" w:cs="Avenir Next" w:eastAsia="Avenir Next"/>
-                <w:color w:val="1A1A1A"/>
-                <w:sz w:val="20"/>
-                <w:szCs w:val="20"/>
-              </w:rPr>
               <w:tab/>
             </w:r>
             <w:r>
@@ -2138,7 +2142,7 @@
                 <w:rFonts w:ascii="Avenir Next" w:hAnsi="Avenir Next" w:cs="Avenir Next" w:eastAsia="Avenir Next"/>
                 <w:b/>
                 <w:color w:val="1A1A1A"/>
-                <w:sz w:val="20"/>
+                <w:sz w:val="22"/>
                 <w:szCs w:val="20"/>
               </w:rPr>
               <w:t xml:space="preserve">Ladder and Pit.  </w:t>
@@ -2147,7 +2151,7 @@
               <w:rPr>
                 <w:rFonts w:ascii="Avenir Next" w:hAnsi="Avenir Next" w:cs="Avenir Next" w:eastAsia="Avenir Next"/>
                 <w:color w:val="1A1A1A"/>
-                <w:sz w:val="20"/>
+                <w:sz w:val="22"/>
                 <w:szCs w:val="20"/>
               </w:rPr>
               <w:t xml:space="preserve">A ladder top reaches 6.75 feet above a shop floor (0). A pit bottom sits at the opposite value.</w:t>
@@ -2167,10 +2171,28 @@
                 <w:rFonts w:ascii="Avenir Next" w:hAnsi="Avenir Next" w:cs="Avenir Next" w:eastAsia="Avenir Next"/>
                 <w:b/>
                 <w:color w:val="003A70"/>
+                <w:sz w:val="22"/>
+                <w:szCs w:val="20"/>
+              </w:rPr>
+              <w:t xml:space="preserve">a.</w:t>
+            </w:r>
+            <w:r>
+              <w:rPr>
+                <w:rFonts w:ascii="Avenir Next" w:hAnsi="Avenir Next" w:cs="Avenir Next" w:eastAsia="Avenir Next"/>
+                <w:color w:val="1A1A1A"/>
                 <w:sz w:val="20"/>
                 <w:szCs w:val="20"/>
               </w:rPr>
-              <w:t xml:space="preserve">a.</w:t>
+              <w:tab/>
+            </w:r>
+            <w:r>
+              <w:rPr>
+                <w:rFonts w:ascii="Avenir Next" w:hAnsi="Avenir Next" w:cs="Avenir Next" w:eastAsia="Avenir Next"/>
+                <w:color w:val="1A1A1A"/>
+                <w:sz w:val="22"/>
+                <w:szCs w:val="20"/>
+              </w:rPr>
+              <w:t xml:space="preserve">Write the number for the pit bottom.</w:t>
             </w:r>
             <w:r>
               <w:rPr>
@@ -2179,7 +2201,7 @@
                 <w:sz w:val="20"/>
                 <w:szCs w:val="20"/>
               </w:rPr>
-              <w:tab/>
+              <w:t xml:space="preserve">  </w:t>
             </w:r>
             <w:r>
               <w:rPr>
@@ -2187,24 +2209,6 @@
                 <w:color w:val="1A1A1A"/>
                 <w:sz w:val="20"/>
                 <w:szCs w:val="20"/>
-              </w:rPr>
-              <w:t xml:space="preserve">Write the number for the pit bottom.</w:t>
-            </w:r>
-            <w:r>
-              <w:rPr>
-                <w:rFonts w:ascii="Avenir Next" w:hAnsi="Avenir Next" w:cs="Avenir Next" w:eastAsia="Avenir Next"/>
-                <w:color w:val="1A1A1A"/>
-                <w:sz w:val="20"/>
-                <w:szCs w:val="20"/>
-              </w:rPr>
-              <w:t xml:space="preserve">  </w:t>
-            </w:r>
-            <w:r>
-              <w:rPr>
-                <w:rFonts w:ascii="Avenir Next" w:hAnsi="Avenir Next" w:cs="Avenir Next" w:eastAsia="Avenir Next"/>
-                <w:color w:val="1A1A1A"/>
-                <w:sz w:val="20"/>
-                <w:szCs w:val="20"/>
                 <w:u w:val="single"/>
               </w:rPr>
               <w:t xml:space="preserve">                </w:t>
@@ -2213,7 +2217,7 @@
               <w:rPr>
                 <w:rFonts w:ascii="Avenir Next" w:hAnsi="Avenir Next" w:cs="Avenir Next" w:eastAsia="Avenir Next"/>
                 <w:color w:val="1A1A1A"/>
-                <w:sz w:val="20"/>
+                <w:sz w:val="22"/>
                 <w:szCs w:val="20"/>
               </w:rPr>
               <w:t xml:space="preserve"> ft</w:t>
@@ -2233,10 +2237,28 @@
                 <w:rFonts w:ascii="Avenir Next" w:hAnsi="Avenir Next" w:cs="Avenir Next" w:eastAsia="Avenir Next"/>
                 <w:b/>
                 <w:color w:val="003A70"/>
+                <w:sz w:val="22"/>
+                <w:szCs w:val="20"/>
+              </w:rPr>
+              <w:t xml:space="preserve">b.</w:t>
+            </w:r>
+            <w:r>
+              <w:rPr>
+                <w:rFonts w:ascii="Avenir Next" w:hAnsi="Avenir Next" w:cs="Avenir Next" w:eastAsia="Avenir Next"/>
+                <w:color w:val="1A1A1A"/>
                 <w:sz w:val="20"/>
                 <w:szCs w:val="20"/>
               </w:rPr>
-              <w:t xml:space="preserve">b.</w:t>
+              <w:tab/>
+            </w:r>
+            <w:r>
+              <w:rPr>
+                <w:rFonts w:ascii="Avenir Next" w:hAnsi="Avenir Next" w:cs="Avenir Next" w:eastAsia="Avenir Next"/>
+                <w:color w:val="1A1A1A"/>
+                <w:sz w:val="22"/>
+                <w:szCs w:val="20"/>
+              </w:rPr>
+              <w:t xml:space="preserve">How far is each one from the floor?</w:t>
             </w:r>
             <w:r>
               <w:rPr>
@@ -2245,7 +2267,7 @@
                 <w:sz w:val="20"/>
                 <w:szCs w:val="20"/>
               </w:rPr>
-              <w:tab/>
+              <w:t xml:space="preserve">  </w:t>
             </w:r>
             <w:r>
               <w:rPr>
@@ -2253,24 +2275,6 @@
                 <w:color w:val="1A1A1A"/>
                 <w:sz w:val="20"/>
                 <w:szCs w:val="20"/>
-              </w:rPr>
-              <w:t xml:space="preserve">How far is each one from the floor?</w:t>
-            </w:r>
-            <w:r>
-              <w:rPr>
-                <w:rFonts w:ascii="Avenir Next" w:hAnsi="Avenir Next" w:cs="Avenir Next" w:eastAsia="Avenir Next"/>
-                <w:color w:val="1A1A1A"/>
-                <w:sz w:val="20"/>
-                <w:szCs w:val="20"/>
-              </w:rPr>
-              <w:t xml:space="preserve">  </w:t>
-            </w:r>
-            <w:r>
-              <w:rPr>
-                <w:rFonts w:ascii="Avenir Next" w:hAnsi="Avenir Next" w:cs="Avenir Next" w:eastAsia="Avenir Next"/>
-                <w:color w:val="1A1A1A"/>
-                <w:sz w:val="20"/>
-                <w:szCs w:val="20"/>
                 <w:u w:val="single"/>
               </w:rPr>
               <w:t xml:space="preserve">                </w:t>
@@ -2279,7 +2283,7 @@
               <w:rPr>
                 <w:rFonts w:ascii="Avenir Next" w:hAnsi="Avenir Next" w:cs="Avenir Next" w:eastAsia="Avenir Next"/>
                 <w:color w:val="1A1A1A"/>
-                <w:sz w:val="20"/>
+                <w:sz w:val="22"/>
                 <w:szCs w:val="20"/>
               </w:rPr>
               <w:t xml:space="preserve"> ft</w:t>
@@ -2287,7 +2291,7 @@
           </w:p>
           <w:p>
             <w:pPr>
-              <w:spacing w:before="0" w:after="0" w:line="60" w:lineRule="auto"/>
+              <w:spacing w:before="0" w:after="0" w:line="50" w:lineRule="exact"/>
             </w:pPr>
           </w:p>
           <w:tbl>
@@ -2345,7 +2349,7 @@
           </w:tbl>
           <w:p>
             <w:pPr>
-              <w:spacing w:before="0" w:after="0" w:line="24" w:lineRule="auto"/>
+              <w:spacing w:before="0" w:after="0" w:line="50" w:lineRule="exact"/>
             </w:pPr>
           </w:p>
         </w:tc>
@@ -2353,12 +2357,12 @@
     </w:tbl>
     <w:p>
       <w:pPr>
-        <w:spacing w:before="0" w:after="0" w:line="20" w:lineRule="exact"/>
+        <w:spacing w:before="0" w:after="0" w:line="50" w:lineRule="exact"/>
       </w:pPr>
     </w:p>
     <w:p>
       <w:pPr>
-        <w:spacing w:before="0" w:after="0" w:line="20" w:lineRule="exact"/>
+        <w:spacing w:before="0" w:after="0" w:line="50" w:lineRule="exact"/>
       </w:pPr>
     </w:p>
     <w:tbl>
@@ -2408,18 +2412,18 @@
                 <w:rFonts w:ascii="Avenir Next" w:hAnsi="Avenir Next" w:cs="Avenir Next" w:eastAsia="Avenir Next"/>
                 <w:b/>
                 <w:color w:val="1A1A1A"/>
+                <w:sz w:val="22"/>
+                <w:szCs w:val="20"/>
+              </w:rPr>
+              <w:t xml:space="preserve">7.</w:t>
+            </w:r>
+            <w:r>
+              <w:rPr>
+                <w:rFonts w:ascii="Avenir Next" w:hAnsi="Avenir Next" w:cs="Avenir Next" w:eastAsia="Avenir Next"/>
+                <w:color w:val="1A1A1A"/>
                 <w:sz w:val="20"/>
                 <w:szCs w:val="20"/>
               </w:rPr>
-              <w:t xml:space="preserve">7.</w:t>
-            </w:r>
-            <w:r>
-              <w:rPr>
-                <w:rFonts w:ascii="Avenir Next" w:hAnsi="Avenir Next" w:cs="Avenir Next" w:eastAsia="Avenir Next"/>
-                <w:color w:val="1A1A1A"/>
-                <w:sz w:val="20"/>
-                <w:szCs w:val="20"/>
-              </w:rPr>
               <w:tab/>
             </w:r>
             <w:r>
@@ -2427,7 +2431,7 @@
                 <w:rFonts w:ascii="Avenir Next" w:hAnsi="Avenir Next" w:cs="Avenir Next" w:eastAsia="Avenir Next"/>
                 <w:b/>
                 <w:color w:val="1A1A1A"/>
-                <w:sz w:val="20"/>
+                <w:sz w:val="22"/>
                 <w:szCs w:val="20"/>
               </w:rPr>
               <w:t xml:space="preserve">Twice Over.  </w:t>
@@ -2436,7 +2440,7 @@
               <w:rPr>
                 <w:rFonts w:ascii="Avenir Next" w:hAnsi="Avenir Next" w:cs="Avenir Next" w:eastAsia="Avenir Next"/>
                 <w:color w:val="1A1A1A"/>
-                <w:sz w:val="20"/>
+                <w:sz w:val="22"/>
                 <w:szCs w:val="20"/>
               </w:rPr>
               <w:t xml:space="preserve">What number is the opposite of the opposite of −6.35?</w:t>
@@ -2453,7 +2457,7 @@
                 <w:rFonts w:ascii="Avenir Next" w:hAnsi="Avenir Next" w:cs="Avenir Next" w:eastAsia="Avenir Next"/>
                 <w:b/>
                 <w:color w:val="003A70"/>
-                <w:sz w:val="17"/>
+                <w:sz w:val="22"/>
                 <w:szCs w:val="17"/>
               </w:rPr>
               <w:t xml:space="preserve">Hint  </w:t>
@@ -2463,7 +2467,7 @@
                 <w:rFonts w:ascii="Avenir Next" w:hAnsi="Avenir Next" w:cs="Avenir Next" w:eastAsia="Avenir Next"/>
                 <w:i/>
                 <w:color w:val="5A5F66"/>
-                <w:sz w:val="17"/>
+                <w:sz w:val="22"/>
                 <w:szCs w:val="17"/>
               </w:rPr>
               <w:t xml:space="preserve">Two flips land where you started.</w:t>
@@ -2471,7 +2475,7 @@
           </w:p>
           <w:p>
             <w:pPr>
-              <w:spacing w:before="0" w:after="0" w:line="60" w:lineRule="auto"/>
+              <w:spacing w:before="0" w:after="0" w:line="50" w:lineRule="exact"/>
             </w:pPr>
           </w:p>
           <w:tbl>
@@ -2540,7 +2544,7 @@
                 <w:rFonts w:ascii="Avenir Next" w:hAnsi="Avenir Next" w:cs="Avenir Next" w:eastAsia="Avenir Next"/>
                 <w:b/>
                 <w:color w:val="1A1A1A"/>
-                <w:sz w:val="18"/>
+                <w:sz w:val="22"/>
                 <w:szCs w:val="18"/>
               </w:rPr>
               <w:t xml:space="preserve">Answer</w:t>
@@ -2560,12 +2564,12 @@
     </w:tbl>
     <w:p>
       <w:pPr>
-        <w:spacing w:before="0" w:after="0" w:line="20" w:lineRule="exact"/>
+        <w:spacing w:before="0" w:after="0" w:line="50" w:lineRule="exact"/>
       </w:pPr>
     </w:p>
     <w:p>
       <w:pPr>
-        <w:spacing w:before="0" w:after="0" w:line="20" w:lineRule="exact"/>
+        <w:spacing w:before="0" w:after="0" w:line="50" w:lineRule="exact"/>
       </w:pPr>
     </w:p>
     <w:tbl>
@@ -2615,18 +2619,18 @@
                 <w:rFonts w:ascii="Avenir Next" w:hAnsi="Avenir Next" w:cs="Avenir Next" w:eastAsia="Avenir Next"/>
                 <w:b/>
                 <w:color w:val="1A1A1A"/>
+                <w:sz w:val="22"/>
+                <w:szCs w:val="20"/>
+              </w:rPr>
+              <w:t xml:space="preserve">8.</w:t>
+            </w:r>
+            <w:r>
+              <w:rPr>
+                <w:rFonts w:ascii="Avenir Next" w:hAnsi="Avenir Next" w:cs="Avenir Next" w:eastAsia="Avenir Next"/>
+                <w:color w:val="1A1A1A"/>
                 <w:sz w:val="20"/>
                 <w:szCs w:val="20"/>
               </w:rPr>
-              <w:t xml:space="preserve">8.</w:t>
-            </w:r>
-            <w:r>
-              <w:rPr>
-                <w:rFonts w:ascii="Avenir Next" w:hAnsi="Avenir Next" w:cs="Avenir Next" w:eastAsia="Avenir Next"/>
-                <w:color w:val="1A1A1A"/>
-                <w:sz w:val="20"/>
-                <w:szCs w:val="20"/>
-              </w:rPr>
               <w:tab/>
             </w:r>
             <w:r>
@@ -2634,7 +2638,7 @@
                 <w:rFonts w:ascii="Avenir Next" w:hAnsi="Avenir Next" w:cs="Avenir Next" w:eastAsia="Avenir Next"/>
                 <w:b/>
                 <w:color w:val="1A1A1A"/>
-                <w:sz w:val="20"/>
+                <w:sz w:val="22"/>
                 <w:szCs w:val="20"/>
               </w:rPr>
               <w:t xml:space="preserve">Three Readings.  </w:t>
@@ -2643,7 +2647,7 @@
               <w:rPr>
                 <w:rFonts w:ascii="Avenir Next" w:hAnsi="Avenir Next" w:cs="Avenir Next" w:eastAsia="Avenir Next"/>
                 <w:color w:val="1A1A1A"/>
-                <w:sz w:val="20"/>
+                <w:sz w:val="22"/>
                 <w:szCs w:val="20"/>
               </w:rPr>
               <w:t xml:space="preserve">Three sensors read −4.5, 4.5 and −0.5 degrees.</w:t>
@@ -2663,25 +2667,25 @@
                 <w:rFonts w:ascii="Avenir Next" w:hAnsi="Avenir Next" w:cs="Avenir Next" w:eastAsia="Avenir Next"/>
                 <w:b/>
                 <w:color w:val="003A70"/>
+                <w:sz w:val="22"/>
+                <w:szCs w:val="20"/>
+              </w:rPr>
+              <w:t xml:space="preserve">a.</w:t>
+            </w:r>
+            <w:r>
+              <w:rPr>
+                <w:rFonts w:ascii="Avenir Next" w:hAnsi="Avenir Next" w:cs="Avenir Next" w:eastAsia="Avenir Next"/>
+                <w:color w:val="1A1A1A"/>
                 <w:sz w:val="20"/>
                 <w:szCs w:val="20"/>
               </w:rPr>
-              <w:t xml:space="preserve">a.</w:t>
-            </w:r>
-            <w:r>
-              <w:rPr>
-                <w:rFonts w:ascii="Avenir Next" w:hAnsi="Avenir Next" w:cs="Avenir Next" w:eastAsia="Avenir Next"/>
-                <w:color w:val="1A1A1A"/>
-                <w:sz w:val="20"/>
-                <w:szCs w:val="20"/>
-              </w:rPr>
               <w:tab/>
             </w:r>
             <w:r>
               <w:rPr>
                 <w:rFonts w:ascii="Avenir Next" w:hAnsi="Avenir Next" w:cs="Avenir Next" w:eastAsia="Avenir Next"/>
                 <w:color w:val="1A1A1A"/>
-                <w:sz w:val="20"/>
+                <w:sz w:val="22"/>
                 <w:szCs w:val="20"/>
               </w:rPr>
               <w:t xml:space="preserve">Write the opposite of each reading.</w:t>
@@ -2720,10 +2724,28 @@
                 <w:rFonts w:ascii="Avenir Next" w:hAnsi="Avenir Next" w:cs="Avenir Next" w:eastAsia="Avenir Next"/>
                 <w:b/>
                 <w:color w:val="003A70"/>
+                <w:sz w:val="22"/>
+                <w:szCs w:val="20"/>
+              </w:rPr>
+              <w:t xml:space="preserve">b.</w:t>
+            </w:r>
+            <w:r>
+              <w:rPr>
+                <w:rFonts w:ascii="Avenir Next" w:hAnsi="Avenir Next" w:cs="Avenir Next" w:eastAsia="Avenir Next"/>
+                <w:color w:val="1A1A1A"/>
                 <w:sz w:val="20"/>
                 <w:szCs w:val="20"/>
               </w:rPr>
-              <w:t xml:space="preserve">b.</w:t>
+              <w:tab/>
+            </w:r>
+            <w:r>
+              <w:rPr>
+                <w:rFonts w:ascii="Avenir Next" w:hAnsi="Avenir Next" w:cs="Avenir Next" w:eastAsia="Avenir Next"/>
+                <w:color w:val="1A1A1A"/>
+                <w:sz w:val="22"/>
+                <w:szCs w:val="20"/>
+              </w:rPr>
+              <w:t xml:space="preserve">Which original reading is closest to 0?</w:t>
             </w:r>
             <w:r>
               <w:rPr>
@@ -2732,7 +2754,7 @@
                 <w:sz w:val="20"/>
                 <w:szCs w:val="20"/>
               </w:rPr>
-              <w:tab/>
+              <w:t xml:space="preserve">  </w:t>
             </w:r>
             <w:r>
               <w:rPr>
@@ -2740,24 +2762,6 @@
                 <w:color w:val="1A1A1A"/>
                 <w:sz w:val="20"/>
                 <w:szCs w:val="20"/>
-              </w:rPr>
-              <w:t xml:space="preserve">Which original reading is closest to 0?</w:t>
-            </w:r>
-            <w:r>
-              <w:rPr>
-                <w:rFonts w:ascii="Avenir Next" w:hAnsi="Avenir Next" w:cs="Avenir Next" w:eastAsia="Avenir Next"/>
-                <w:color w:val="1A1A1A"/>
-                <w:sz w:val="20"/>
-                <w:szCs w:val="20"/>
-              </w:rPr>
-              <w:t xml:space="preserve">  </w:t>
-            </w:r>
-            <w:r>
-              <w:rPr>
-                <w:rFonts w:ascii="Avenir Next" w:hAnsi="Avenir Next" w:cs="Avenir Next" w:eastAsia="Avenir Next"/>
-                <w:color w:val="1A1A1A"/>
-                <w:sz w:val="20"/>
-                <w:szCs w:val="20"/>
                 <w:u w:val="single"/>
               </w:rPr>
               <w:t xml:space="preserve">                      </w:t>
@@ -2765,7 +2769,7 @@
           </w:p>
           <w:p>
             <w:pPr>
-              <w:spacing w:before="0" w:after="0" w:line="60" w:lineRule="auto"/>
+              <w:spacing w:before="0" w:after="0" w:line="50" w:lineRule="exact"/>
             </w:pPr>
           </w:p>
           <w:tbl>
@@ -2823,7 +2827,7 @@
           </w:tbl>
           <w:p>
             <w:pPr>
-              <w:spacing w:before="0" w:after="0" w:line="24" w:lineRule="auto"/>
+              <w:spacing w:before="0" w:after="0" w:line="50" w:lineRule="exact"/>
             </w:pPr>
           </w:p>
         </w:tc>
@@ -2831,11 +2835,12 @@
     </w:tbl>
     <w:p>
       <w:pPr>
-        <w:spacing w:before="0" w:after="0" w:line="20" w:lineRule="exact"/>
+        <w:spacing w:before="0" w:after="0" w:line="50" w:lineRule="exact"/>
       </w:pPr>
     </w:p>
     <w:p>
       <w:pPr>
+        <w:pStyle w:val="Heading2"/>
         <w:keepNext/>
         <w:pBdr>
           <w:bottom w:val="single" w:sz="8" w:space="3" w:color="003A70"/>
@@ -2851,7 +2856,7 @@
           <w:b/>
           <w:color w:val="003A70"/>
           <w:spacing w:val="14"/>
-          <w:sz w:val="19"/>
+          <w:sz w:val="22"/>
           <w:szCs w:val="19"/>
         </w:rPr>
         <w:t xml:space="preserve">FIND THE ERROR</w:t>
@@ -2870,7 +2875,7 @@
           <w:rFonts w:ascii="Avenir Next" w:hAnsi="Avenir Next" w:cs="Avenir Next" w:eastAsia="Avenir Next"/>
           <w:i/>
           <w:color w:val="5A5F66"/>
-          <w:sz w:val="17"/>
+          <w:sz w:val="22"/>
           <w:szCs w:val="17"/>
         </w:rPr>
         <w:t xml:space="preserve">explain the mistake, then fix it</w:t>
@@ -2878,7 +2883,7 @@
     </w:p>
     <w:p>
       <w:pPr>
-        <w:spacing w:before="0" w:after="0" w:line="20" w:lineRule="exact"/>
+        <w:spacing w:before="0" w:after="0" w:line="50" w:lineRule="exact"/>
       </w:pPr>
     </w:p>
     <w:tbl>
@@ -2928,18 +2933,18 @@
                 <w:rFonts w:ascii="Avenir Next" w:hAnsi="Avenir Next" w:cs="Avenir Next" w:eastAsia="Avenir Next"/>
                 <w:b/>
                 <w:color w:val="1A1A1A"/>
+                <w:sz w:val="22"/>
+                <w:szCs w:val="20"/>
+              </w:rPr>
+              <w:t xml:space="preserve">9.</w:t>
+            </w:r>
+            <w:r>
+              <w:rPr>
+                <w:rFonts w:ascii="Avenir Next" w:hAnsi="Avenir Next" w:cs="Avenir Next" w:eastAsia="Avenir Next"/>
+                <w:color w:val="1A1A1A"/>
                 <w:sz w:val="20"/>
                 <w:szCs w:val="20"/>
               </w:rPr>
-              <w:t xml:space="preserve">9.</w:t>
-            </w:r>
-            <w:r>
-              <w:rPr>
-                <w:rFonts w:ascii="Avenir Next" w:hAnsi="Avenir Next" w:cs="Avenir Next" w:eastAsia="Avenir Next"/>
-                <w:color w:val="1A1A1A"/>
-                <w:sz w:val="20"/>
-                <w:szCs w:val="20"/>
-              </w:rPr>
               <w:tab/>
             </w:r>
             <w:r>
@@ -2947,7 +2952,7 @@
                 <w:rFonts w:ascii="Avenir Next" w:hAnsi="Avenir Next" w:cs="Avenir Next" w:eastAsia="Avenir Next"/>
                 <w:b/>
                 <w:color w:val="1A1A1A"/>
-                <w:sz w:val="20"/>
+                <w:sz w:val="22"/>
                 <w:szCs w:val="20"/>
               </w:rPr>
               <w:t xml:space="preserve">Priya’s Work.  </w:t>
@@ -2956,7 +2961,7 @@
               <w:rPr>
                 <w:rFonts w:ascii="Avenir Next" w:hAnsi="Avenir Next" w:cs="Avenir Next" w:eastAsia="Avenir Next"/>
                 <w:color w:val="1A1A1A"/>
-                <w:sz w:val="20"/>
+                <w:sz w:val="22"/>
                 <w:szCs w:val="20"/>
               </w:rPr>
               <w:t xml:space="preserve">Priya wrote: “The opposite of the opposite of 8.6 is −8.6, because the second opposite makes the number negative.” Explain her mistake and give the correct answer.</w:t>
@@ -3002,7 +3007,7 @@
                 </w:tcPr>
                 <w:p>
                   <w:pPr>
-                    <w:spacing w:before="0" w:after="0" w:line="240" w:lineRule="auto"/>
+                    <w:spacing w:before="0" w:after="0" w:line="50" w:lineRule="exact"/>
                   </w:pPr>
                 </w:p>
               </w:tc>
@@ -3022,7 +3027,7 @@
                 </w:tcPr>
                 <w:p>
                   <w:pPr>
-                    <w:spacing w:before="0" w:after="0" w:line="240" w:lineRule="auto"/>
+                    <w:spacing w:before="0" w:after="0" w:line="50" w:lineRule="exact"/>
                   </w:pPr>
                 </w:p>
               </w:tc>
@@ -3042,7 +3047,7 @@
                 </w:tcPr>
                 <w:p>
                   <w:pPr>
-                    <w:spacing w:before="0" w:after="0" w:line="240" w:lineRule="auto"/>
+                    <w:spacing w:before="0" w:after="0" w:line="50" w:lineRule="exact"/>
                   </w:pPr>
                 </w:p>
               </w:tc>
@@ -3050,7 +3055,7 @@
           </w:tbl>
           <w:p>
             <w:pPr>
-              <w:spacing w:before="0" w:after="0" w:line="24" w:lineRule="auto"/>
+              <w:spacing w:before="0" w:after="0" w:line="50" w:lineRule="exact"/>
             </w:pPr>
           </w:p>
         </w:tc>
@@ -3058,11 +3063,12 @@
     </w:tbl>
     <w:p>
       <w:pPr>
-        <w:spacing w:before="0" w:after="0" w:line="20" w:lineRule="exact"/>
+        <w:spacing w:before="0" w:after="0" w:line="50" w:lineRule="exact"/>
       </w:pPr>
     </w:p>
     <w:p>
       <w:pPr>
+        <w:pStyle w:val="Heading2"/>
         <w:keepNext/>
         <w:pBdr>
           <w:bottom w:val="single" w:sz="8" w:space="3" w:color="003A70"/>
@@ -3078,7 +3084,7 @@
           <w:b/>
           <w:color w:val="003A70"/>
           <w:spacing w:val="14"/>
-          <w:sz w:val="19"/>
+          <w:sz w:val="22"/>
           <w:szCs w:val="19"/>
         </w:rPr>
         <w:t xml:space="preserve">TEST PRACTICE</w:t>
@@ -3097,7 +3103,7 @@
           <w:rFonts w:ascii="Avenir Next" w:hAnsi="Avenir Next" w:cs="Avenir Next" w:eastAsia="Avenir Next"/>
           <w:i/>
           <w:color w:val="5A5F66"/>
-          <w:sz w:val="17"/>
+          <w:sz w:val="22"/>
           <w:szCs w:val="17"/>
         </w:rPr>
         <w:t xml:space="preserve">choose the best answer</w:t>
@@ -3105,7 +3111,7 @@
     </w:p>
     <w:p>
       <w:pPr>
-        <w:spacing w:before="0" w:after="0" w:line="20" w:lineRule="exact"/>
+        <w:spacing w:before="0" w:after="0" w:line="50" w:lineRule="exact"/>
       </w:pPr>
     </w:p>
     <w:tbl>
@@ -3155,25 +3161,25 @@
                 <w:rFonts w:ascii="Avenir Next" w:hAnsi="Avenir Next" w:cs="Avenir Next" w:eastAsia="Avenir Next"/>
                 <w:b/>
                 <w:color w:val="1A1A1A"/>
+                <w:sz w:val="22"/>
+                <w:szCs w:val="20"/>
+              </w:rPr>
+              <w:t xml:space="preserve">10.</w:t>
+            </w:r>
+            <w:r>
+              <w:rPr>
+                <w:rFonts w:ascii="Avenir Next" w:hAnsi="Avenir Next" w:cs="Avenir Next" w:eastAsia="Avenir Next"/>
+                <w:color w:val="1A1A1A"/>
                 <w:sz w:val="20"/>
                 <w:szCs w:val="20"/>
               </w:rPr>
-              <w:t xml:space="preserve">10.</w:t>
-            </w:r>
-            <w:r>
-              <w:rPr>
-                <w:rFonts w:ascii="Avenir Next" w:hAnsi="Avenir Next" w:cs="Avenir Next" w:eastAsia="Avenir Next"/>
-                <w:color w:val="1A1A1A"/>
-                <w:sz w:val="20"/>
-                <w:szCs w:val="20"/>
-              </w:rPr>
               <w:tab/>
             </w:r>
             <w:r>
               <w:rPr>
                 <w:rFonts w:ascii="Avenir Next" w:hAnsi="Avenir Next" w:cs="Avenir Next" w:eastAsia="Avenir Next"/>
                 <w:color w:val="1A1A1A"/>
-                <w:sz w:val="20"/>
+                <w:sz w:val="22"/>
                 <w:szCs w:val="20"/>
               </w:rPr>
               <w:t xml:space="preserve">−(−3.8) equals —</w:t>
@@ -3229,7 +3235,7 @@
                       <w:rFonts w:ascii="Avenir Next" w:hAnsi="Avenir Next" w:cs="Avenir Next" w:eastAsia="Avenir Next"/>
                       <w:b/>
                       <w:color w:val="003A70"/>
-                      <w:sz w:val="19"/>
+                      <w:sz w:val="22"/>
                       <w:szCs w:val="19"/>
                     </w:rPr>
                     <w:t xml:space="preserve">A</w:t>
@@ -3247,7 +3253,7 @@
                     <w:rPr>
                       <w:rFonts w:ascii="Avenir Next" w:hAnsi="Avenir Next" w:cs="Avenir Next" w:eastAsia="Avenir Next"/>
                       <w:color w:val="1A1A1A"/>
-                      <w:sz w:val="19"/>
+                      <w:sz w:val="22"/>
                       <w:szCs w:val="19"/>
                     </w:rPr>
                     <w:t xml:space="preserve">−3.8</w:t>
@@ -3272,7 +3278,7 @@
                       <w:rFonts w:ascii="Avenir Next" w:hAnsi="Avenir Next" w:cs="Avenir Next" w:eastAsia="Avenir Next"/>
                       <w:b/>
                       <w:color w:val="003A70"/>
-                      <w:sz w:val="19"/>
+                      <w:sz w:val="22"/>
                       <w:szCs w:val="19"/>
                     </w:rPr>
                     <w:t xml:space="preserve">B</w:t>
@@ -3290,7 +3296,7 @@
                     <w:rPr>
                       <w:rFonts w:ascii="Avenir Next" w:hAnsi="Avenir Next" w:cs="Avenir Next" w:eastAsia="Avenir Next"/>
                       <w:color w:val="1A1A1A"/>
-                      <w:sz w:val="19"/>
+                      <w:sz w:val="22"/>
                       <w:szCs w:val="19"/>
                     </w:rPr>
                     <w:t xml:space="preserve">3.8</w:t>
@@ -3315,7 +3321,7 @@
                       <w:rFonts w:ascii="Avenir Next" w:hAnsi="Avenir Next" w:cs="Avenir Next" w:eastAsia="Avenir Next"/>
                       <w:b/>
                       <w:color w:val="003A70"/>
-                      <w:sz w:val="19"/>
+                      <w:sz w:val="22"/>
                       <w:szCs w:val="19"/>
                     </w:rPr>
                     <w:t xml:space="preserve">C</w:t>
@@ -3333,7 +3339,7 @@
                     <w:rPr>
                       <w:rFonts w:ascii="Avenir Next" w:hAnsi="Avenir Next" w:cs="Avenir Next" w:eastAsia="Avenir Next"/>
                       <w:color w:val="1A1A1A"/>
-                      <w:sz w:val="19"/>
+                      <w:sz w:val="22"/>
                       <w:szCs w:val="19"/>
                     </w:rPr>
                     <w:t xml:space="preserve">0</w:t>
@@ -3358,7 +3364,7 @@
                       <w:rFonts w:ascii="Avenir Next" w:hAnsi="Avenir Next" w:cs="Avenir Next" w:eastAsia="Avenir Next"/>
                       <w:b/>
                       <w:color w:val="003A70"/>
-                      <w:sz w:val="19"/>
+                      <w:sz w:val="22"/>
                       <w:szCs w:val="19"/>
                     </w:rPr>
                     <w:t xml:space="preserve">D</w:t>
@@ -3376,7 +3382,7 @@
                     <w:rPr>
                       <w:rFonts w:ascii="Avenir Next" w:hAnsi="Avenir Next" w:cs="Avenir Next" w:eastAsia="Avenir Next"/>
                       <w:color w:val="1A1A1A"/>
-                      <w:sz w:val="19"/>
+                      <w:sz w:val="22"/>
                       <w:szCs w:val="19"/>
                     </w:rPr>
                     <w:t xml:space="preserve">−0.38</w:t>
@@ -3387,7 +3393,7 @@
           </w:tbl>
           <w:p>
             <w:pPr>
-              <w:spacing w:before="0" w:after="0" w:line="24" w:lineRule="auto"/>
+              <w:spacing w:before="0" w:after="0" w:line="50" w:lineRule="exact"/>
             </w:pPr>
           </w:p>
         </w:tc>
@@ -3395,12 +3401,12 @@
     </w:tbl>
     <w:p>
       <w:pPr>
-        <w:spacing w:before="0" w:after="0" w:line="20" w:lineRule="exact"/>
+        <w:spacing w:before="0" w:after="0" w:line="50" w:lineRule="exact"/>
       </w:pPr>
     </w:p>
     <w:p>
       <w:pPr>
-        <w:spacing w:before="0" w:after="0" w:line="20" w:lineRule="exact"/>
+        <w:spacing w:before="0" w:after="0" w:line="50" w:lineRule="exact"/>
       </w:pPr>
     </w:p>
     <w:tbl>
@@ -3450,25 +3456,25 @@
                 <w:rFonts w:ascii="Avenir Next" w:hAnsi="Avenir Next" w:cs="Avenir Next" w:eastAsia="Avenir Next"/>
                 <w:b/>
                 <w:color w:val="1A1A1A"/>
+                <w:sz w:val="22"/>
+                <w:szCs w:val="20"/>
+              </w:rPr>
+              <w:t xml:space="preserve">11.</w:t>
+            </w:r>
+            <w:r>
+              <w:rPr>
+                <w:rFonts w:ascii="Avenir Next" w:hAnsi="Avenir Next" w:cs="Avenir Next" w:eastAsia="Avenir Next"/>
+                <w:color w:val="1A1A1A"/>
                 <w:sz w:val="20"/>
                 <w:szCs w:val="20"/>
               </w:rPr>
-              <w:t xml:space="preserve">11.</w:t>
-            </w:r>
-            <w:r>
-              <w:rPr>
-                <w:rFonts w:ascii="Avenir Next" w:hAnsi="Avenir Next" w:cs="Avenir Next" w:eastAsia="Avenir Next"/>
-                <w:color w:val="1A1A1A"/>
-                <w:sz w:val="20"/>
-                <w:szCs w:val="20"/>
-              </w:rPr>
               <w:tab/>
             </w:r>
             <w:r>
               <w:rPr>
                 <w:rFonts w:ascii="Avenir Next" w:hAnsi="Avenir Next" w:cs="Avenir Next" w:eastAsia="Avenir Next"/>
                 <w:color w:val="1A1A1A"/>
-                <w:sz w:val="20"/>
+                <w:sz w:val="22"/>
                 <w:szCs w:val="20"/>
               </w:rPr>
               <w:t xml:space="preserve">The opposite of −5/6 is —</w:t>
@@ -3524,7 +3530,7 @@
                       <w:rFonts w:ascii="Avenir Next" w:hAnsi="Avenir Next" w:cs="Avenir Next" w:eastAsia="Avenir Next"/>
                       <w:b/>
                       <w:color w:val="003A70"/>
-                      <w:sz w:val="19"/>
+                      <w:sz w:val="22"/>
                       <w:szCs w:val="19"/>
                     </w:rPr>
                     <w:t xml:space="preserve">A</w:t>
@@ -3542,7 +3548,7 @@
                     <w:rPr>
                       <w:rFonts w:ascii="Avenir Next" w:hAnsi="Avenir Next" w:cs="Avenir Next" w:eastAsia="Avenir Next"/>
                       <w:color w:val="1A1A1A"/>
-                      <w:sz w:val="19"/>
+                      <w:sz w:val="22"/>
                       <w:szCs w:val="19"/>
                     </w:rPr>
                     <w:t xml:space="preserve">−5/6</w:t>
@@ -3567,7 +3573,7 @@
                       <w:rFonts w:ascii="Avenir Next" w:hAnsi="Avenir Next" w:cs="Avenir Next" w:eastAsia="Avenir Next"/>
                       <w:b/>
                       <w:color w:val="003A70"/>
-                      <w:sz w:val="19"/>
+                      <w:sz w:val="22"/>
                       <w:szCs w:val="19"/>
                     </w:rPr>
                     <w:t xml:space="preserve">B</w:t>
@@ -3585,7 +3591,7 @@
                     <w:rPr>
                       <w:rFonts w:ascii="Avenir Next" w:hAnsi="Avenir Next" w:cs="Avenir Next" w:eastAsia="Avenir Next"/>
                       <w:color w:val="1A1A1A"/>
-                      <w:sz w:val="19"/>
+                      <w:sz w:val="22"/>
                       <w:szCs w:val="19"/>
                     </w:rPr>
                     <w:t xml:space="preserve">6/5</w:t>
@@ -3610,7 +3616,7 @@
                       <w:rFonts w:ascii="Avenir Next" w:hAnsi="Avenir Next" w:cs="Avenir Next" w:eastAsia="Avenir Next"/>
                       <w:b/>
                       <w:color w:val="003A70"/>
-                      <w:sz w:val="19"/>
+                      <w:sz w:val="22"/>
                       <w:szCs w:val="19"/>
                     </w:rPr>
                     <w:t xml:space="preserve">C</w:t>
@@ -3628,7 +3634,7 @@
                     <w:rPr>
                       <w:rFonts w:ascii="Avenir Next" w:hAnsi="Avenir Next" w:cs="Avenir Next" w:eastAsia="Avenir Next"/>
                       <w:color w:val="1A1A1A"/>
-                      <w:sz w:val="19"/>
+                      <w:sz w:val="22"/>
                       <w:szCs w:val="19"/>
                     </w:rPr>
                     <w:t xml:space="preserve">5/6</w:t>
@@ -3653,7 +3659,7 @@
                       <w:rFonts w:ascii="Avenir Next" w:hAnsi="Avenir Next" w:cs="Avenir Next" w:eastAsia="Avenir Next"/>
                       <w:b/>
                       <w:color w:val="003A70"/>
-                      <w:sz w:val="19"/>
+                      <w:sz w:val="22"/>
                       <w:szCs w:val="19"/>
                     </w:rPr>
                     <w:t xml:space="preserve">D</w:t>
@@ -3671,7 +3677,7 @@
                     <w:rPr>
                       <w:rFonts w:ascii="Avenir Next" w:hAnsi="Avenir Next" w:cs="Avenir Next" w:eastAsia="Avenir Next"/>
                       <w:color w:val="1A1A1A"/>
-                      <w:sz w:val="19"/>
+                      <w:sz w:val="22"/>
                       <w:szCs w:val="19"/>
                     </w:rPr>
                     <w:t xml:space="preserve">−6/5</w:t>
@@ -3682,7 +3688,7 @@
           </w:tbl>
           <w:p>
             <w:pPr>
-              <w:spacing w:before="0" w:after="0" w:line="24" w:lineRule="auto"/>
+              <w:spacing w:before="0" w:after="0" w:line="50" w:lineRule="exact"/>
             </w:pPr>
           </w:p>
         </w:tc>
@@ -3690,11 +3696,12 @@
     </w:tbl>
     <w:p>
       <w:pPr>
-        <w:spacing w:before="0" w:after="0" w:line="20" w:lineRule="exact"/>
+        <w:spacing w:before="0" w:after="0" w:line="50" w:lineRule="exact"/>
       </w:pPr>
     </w:p>
     <w:p>
       <w:pPr>
+        <w:pStyle w:val="Heading2"/>
         <w:keepNext/>
         <w:pBdr>
           <w:bottom w:val="single" w:sz="8" w:space="3" w:color="003A70"/>
@@ -3710,7 +3717,7 @@
           <w:b/>
           <w:color w:val="003A70"/>
           <w:spacing w:val="14"/>
-          <w:sz w:val="19"/>
+          <w:sz w:val="22"/>
           <w:szCs w:val="19"/>
         </w:rPr>
         <w:t xml:space="preserve">SELF-CHECK CODE</w:t>
@@ -3729,7 +3736,7 @@
           <w:rFonts w:ascii="Avenir Next" w:hAnsi="Avenir Next" w:cs="Avenir Next" w:eastAsia="Avenir Next"/>
           <w:i/>
           <w:color w:val="5A5F66"/>
-          <w:sz w:val="17"/>
+          <w:sz w:val="22"/>
           <w:szCs w:val="17"/>
         </w:rPr>
         <w:t xml:space="preserve">find your answer · copy its letter into that problem’s box · spell a math word</w:t>
@@ -3788,7 +3795,7 @@
                 <w:rFonts w:ascii="Avenir Next" w:hAnsi="Avenir Next" w:cs="Avenir Next" w:eastAsia="Avenir Next"/>
                 <w:b/>
                 <w:color w:val="1A1A1A"/>
-                <w:sz w:val="18"/>
+                <w:sz w:val="22"/>
                 <w:szCs w:val="18"/>
               </w:rPr>
               <w:t xml:space="preserve">−6.35</w:t>
@@ -3804,7 +3811,7 @@
                 <w:rFonts w:ascii="Avenir Next" w:hAnsi="Avenir Next" w:cs="Avenir Next" w:eastAsia="Avenir Next"/>
                 <w:b/>
                 <w:color w:val="003A70"/>
-                <w:sz w:val="18"/>
+                <w:sz w:val="22"/>
                 <w:szCs w:val="18"/>
               </w:rPr>
               <w:t xml:space="preserve">C</w:t>
@@ -3827,7 +3834,7 @@
                 <w:rFonts w:ascii="Avenir Next" w:hAnsi="Avenir Next" w:cs="Avenir Next" w:eastAsia="Avenir Next"/>
                 <w:b/>
                 <w:color w:val="1A1A1A"/>
-                <w:sz w:val="18"/>
+                <w:sz w:val="22"/>
                 <w:szCs w:val="18"/>
               </w:rPr>
               <w:t xml:space="preserve">7/8</w:t>
@@ -3843,7 +3850,7 @@
                 <w:rFonts w:ascii="Avenir Next" w:hAnsi="Avenir Next" w:cs="Avenir Next" w:eastAsia="Avenir Next"/>
                 <w:b/>
                 <w:color w:val="003A70"/>
-                <w:sz w:val="18"/>
+                <w:sz w:val="22"/>
                 <w:szCs w:val="18"/>
               </w:rPr>
               <w:t xml:space="preserve">Q</w:t>
@@ -3866,7 +3873,7 @@
                 <w:rFonts w:ascii="Avenir Next" w:hAnsi="Avenir Next" w:cs="Avenir Next" w:eastAsia="Avenir Next"/>
                 <w:b/>
                 <w:color w:val="1A1A1A"/>
-                <w:sz w:val="18"/>
+                <w:sz w:val="22"/>
                 <w:szCs w:val="18"/>
               </w:rPr>
               <w:t xml:space="preserve">−4.8</w:t>
@@ -3882,7 +3889,7 @@
                 <w:rFonts w:ascii="Avenir Next" w:hAnsi="Avenir Next" w:cs="Avenir Next" w:eastAsia="Avenir Next"/>
                 <w:b/>
                 <w:color w:val="003A70"/>
-                <w:sz w:val="18"/>
+                <w:sz w:val="22"/>
                 <w:szCs w:val="18"/>
               </w:rPr>
               <w:t xml:space="preserve">X</w:t>
@@ -3905,7 +3912,7 @@
                 <w:rFonts w:ascii="Avenir Next" w:hAnsi="Avenir Next" w:cs="Avenir Next" w:eastAsia="Avenir Next"/>
                 <w:b/>
                 <w:color w:val="1A1A1A"/>
-                <w:sz w:val="18"/>
+                <w:sz w:val="22"/>
                 <w:szCs w:val="18"/>
               </w:rPr>
               <w:t xml:space="preserve">−0.5</w:t>
@@ -3921,7 +3928,7 @@
                 <w:rFonts w:ascii="Avenir Next" w:hAnsi="Avenir Next" w:cs="Avenir Next" w:eastAsia="Avenir Next"/>
                 <w:b/>
                 <w:color w:val="003A70"/>
-                <w:sz w:val="18"/>
+                <w:sz w:val="22"/>
                 <w:szCs w:val="18"/>
               </w:rPr>
               <w:t xml:space="preserve">T</w:t>
@@ -3944,7 +3951,7 @@
                 <w:rFonts w:ascii="Avenir Next" w:hAnsi="Avenir Next" w:cs="Avenir Next" w:eastAsia="Avenir Next"/>
                 <w:b/>
                 <w:color w:val="1A1A1A"/>
-                <w:sz w:val="18"/>
+                <w:sz w:val="22"/>
                 <w:szCs w:val="18"/>
               </w:rPr>
               <w:t xml:space="preserve">18.6</w:t>
@@ -3960,7 +3967,7 @@
                 <w:rFonts w:ascii="Avenir Next" w:hAnsi="Avenir Next" w:cs="Avenir Next" w:eastAsia="Avenir Next"/>
                 <w:b/>
                 <w:color w:val="003A70"/>
-                <w:sz w:val="18"/>
+                <w:sz w:val="22"/>
                 <w:szCs w:val="18"/>
               </w:rPr>
               <w:t xml:space="preserve">F</w:t>
@@ -3983,7 +3990,7 @@
                 <w:rFonts w:ascii="Avenir Next" w:hAnsi="Avenir Next" w:cs="Avenir Next" w:eastAsia="Avenir Next"/>
                 <w:b/>
                 <w:color w:val="1A1A1A"/>
-                <w:sz w:val="18"/>
+                <w:sz w:val="22"/>
                 <w:szCs w:val="18"/>
               </w:rPr>
               <w:t xml:space="preserve">4.8</w:t>
@@ -3999,7 +4006,7 @@
                 <w:rFonts w:ascii="Avenir Next" w:hAnsi="Avenir Next" w:cs="Avenir Next" w:eastAsia="Avenir Next"/>
                 <w:b/>
                 <w:color w:val="003A70"/>
-                <w:sz w:val="18"/>
+                <w:sz w:val="22"/>
                 <w:szCs w:val="18"/>
               </w:rPr>
               <w:t xml:space="preserve">L</w:t>
@@ -4022,7 +4029,7 @@
                 <w:rFonts w:ascii="Avenir Next" w:hAnsi="Avenir Next" w:cs="Avenir Next" w:eastAsia="Avenir Next"/>
                 <w:b/>
                 <w:color w:val="1A1A1A"/>
-                <w:sz w:val="18"/>
+                <w:sz w:val="22"/>
                 <w:szCs w:val="18"/>
               </w:rPr>
               <w:t xml:space="preserve">7.25</w:t>
@@ -4038,7 +4045,7 @@
                 <w:rFonts w:ascii="Avenir Next" w:hAnsi="Avenir Next" w:cs="Avenir Next" w:eastAsia="Avenir Next"/>
                 <w:b/>
                 <w:color w:val="003A70"/>
-                <w:sz w:val="18"/>
+                <w:sz w:val="22"/>
                 <w:szCs w:val="18"/>
               </w:rPr>
               <w:t xml:space="preserve">R</w:t>
@@ -4061,7 +4068,7 @@
                 <w:rFonts w:ascii="Avenir Next" w:hAnsi="Avenir Next" w:cs="Avenir Next" w:eastAsia="Avenir Next"/>
                 <w:b/>
                 <w:color w:val="1A1A1A"/>
-                <w:sz w:val="18"/>
+                <w:sz w:val="22"/>
                 <w:szCs w:val="18"/>
               </w:rPr>
               <w:t xml:space="preserve">−7/8</w:t>
@@ -4077,7 +4084,7 @@
                 <w:rFonts w:ascii="Avenir Next" w:hAnsi="Avenir Next" w:cs="Avenir Next" w:eastAsia="Avenir Next"/>
                 <w:b/>
                 <w:color w:val="003A70"/>
-                <w:sz w:val="18"/>
+                <w:sz w:val="22"/>
                 <w:szCs w:val="18"/>
               </w:rPr>
               <w:t xml:space="preserve">E</w:t>
@@ -4100,7 +4107,7 @@
                 <w:rFonts w:ascii="Avenir Next" w:hAnsi="Avenir Next" w:cs="Avenir Next" w:eastAsia="Avenir Next"/>
                 <w:b/>
                 <w:color w:val="1A1A1A"/>
-                <w:sz w:val="18"/>
+                <w:sz w:val="22"/>
                 <w:szCs w:val="18"/>
               </w:rPr>
               <w:t xml:space="preserve">−6.75</w:t>
@@ -4116,7 +4123,7 @@
                 <w:rFonts w:ascii="Avenir Next" w:hAnsi="Avenir Next" w:cs="Avenir Next" w:eastAsia="Avenir Next"/>
                 <w:b/>
                 <w:color w:val="003A70"/>
-                <w:sz w:val="18"/>
+                <w:sz w:val="22"/>
                 <w:szCs w:val="18"/>
               </w:rPr>
               <w:t xml:space="preserve">E</w:t>
@@ -4139,7 +4146,7 @@
                 <w:rFonts w:ascii="Avenir Next" w:hAnsi="Avenir Next" w:cs="Avenir Next" w:eastAsia="Avenir Next"/>
                 <w:b/>
                 <w:color w:val="1A1A1A"/>
-                <w:sz w:val="18"/>
+                <w:sz w:val="22"/>
                 <w:szCs w:val="18"/>
               </w:rPr>
               <w:t xml:space="preserve">−18.6</w:t>
@@ -4155,7 +4162,7 @@
                 <w:rFonts w:ascii="Avenir Next" w:hAnsi="Avenir Next" w:cs="Avenir Next" w:eastAsia="Avenir Next"/>
                 <w:b/>
                 <w:color w:val="003A70"/>
-                <w:sz w:val="18"/>
+                <w:sz w:val="22"/>
                 <w:szCs w:val="18"/>
               </w:rPr>
               <w:t xml:space="preserve">Z</w:t>
@@ -4166,7 +4173,7 @@
     </w:tbl>
     <w:p>
       <w:pPr>
-        <w:spacing w:before="0" w:after="0" w:line="60" w:lineRule="auto"/>
+        <w:spacing w:before="0" w:after="0" w:line="50" w:lineRule="exact"/>
       </w:pPr>
     </w:p>
     <w:tbl>
@@ -4355,7 +4362,7 @@
     </w:tbl>
     <w:p>
       <w:pPr>
-        <w:spacing w:before="0" w:after="0" w:line="40" w:lineRule="auto"/>
+        <w:spacing w:before="0" w:after="0" w:line="50" w:lineRule="exact"/>
       </w:pPr>
     </w:p>
     <w:tbl>
@@ -4397,6 +4404,7 @@
           </w:tcPr>
           <w:p>
             <w:pPr>
+              <w:pStyle w:val="Heading2"/>
               <w:spacing w:before="0" w:after="0" w:line="240" w:lineRule="auto"/>
             </w:pPr>
             <w:r>
@@ -4434,7 +4442,7 @@
               <w:rPr>
                 <w:rFonts w:ascii="Avenir Next" w:hAnsi="Avenir Next" w:cs="Avenir Next" w:eastAsia="Avenir Next"/>
                 <w:color w:val="1A1A1A"/>
-                <w:sz w:val="17"/>
+                <w:sz w:val="22"/>
                 <w:szCs w:val="17"/>
               </w:rPr>
               <w:t xml:space="preserve">  I can do this on my own</w:t>
@@ -4463,7 +4471,7 @@
               <w:rPr>
                 <w:rFonts w:ascii="Avenir Next" w:hAnsi="Avenir Next" w:cs="Avenir Next" w:eastAsia="Avenir Next"/>
                 <w:color w:val="1A1A1A"/>
-                <w:sz w:val="17"/>
+                <w:sz w:val="22"/>
                 <w:szCs w:val="17"/>
               </w:rPr>
               <w:t xml:space="preserve">  I need a little help</w:t>
@@ -4492,7 +4500,7 @@
               <w:rPr>
                 <w:rFonts w:ascii="Avenir Next" w:hAnsi="Avenir Next" w:cs="Avenir Next" w:eastAsia="Avenir Next"/>
                 <w:color w:val="1A1A1A"/>
-                <w:sz w:val="17"/>
+                <w:sz w:val="22"/>
                 <w:szCs w:val="17"/>
               </w:rPr>
               <w:t xml:space="preserve">  I have a question about #</w:t>
@@ -4513,7 +4521,7 @@
     </w:tbl>
     <w:p>
       <w:pPr>
-        <w:spacing w:before="0" w:after="0" w:line="20" w:lineRule="exact"/>
+        <w:spacing w:before="0" w:after="0" w:line="50" w:lineRule="exact"/>
       </w:pPr>
     </w:p>
     <w:sectPr>
@@ -4599,7 +4607,106 @@
               <w:sz w:val="15"/>
               <w:szCs w:val="15"/>
             </w:rPr>
-            <w:t xml:space="preserve">Lesson 7-2  ·  Session 2  ·  Practice Form A</w:t>
+            <w:t xml:space="preserve">7-2 · Page </w:t>
+          </w:r>
+          <w:r>
+            <w:rPr>
+              <w:rFonts w:ascii="Avenir Next" w:hAnsi="Avenir Next" w:cs="Avenir Next" w:eastAsia="Avenir Next"/>
+              <w:color w:val="5A5F66"/>
+              <w:sz w:val="15"/>
+              <w:szCs w:val="15"/>
+            </w:rPr>
+            <w:fldChar w:fldCharType="begin"/>
+          </w:r>
+          <w:r>
+            <w:rPr>
+              <w:rFonts w:ascii="Avenir Next" w:hAnsi="Avenir Next" w:cs="Avenir Next" w:eastAsia="Avenir Next"/>
+              <w:color w:val="5A5F66"/>
+              <w:sz w:val="15"/>
+              <w:szCs w:val="15"/>
+            </w:rPr>
+            <w:instrText xml:space="preserve"> PAGE </w:instrText>
+          </w:r>
+          <w:r>
+            <w:rPr>
+              <w:rFonts w:ascii="Avenir Next" w:hAnsi="Avenir Next" w:cs="Avenir Next" w:eastAsia="Avenir Next"/>
+              <w:color w:val="5A5F66"/>
+              <w:sz w:val="15"/>
+              <w:szCs w:val="15"/>
+            </w:rPr>
+            <w:fldChar w:fldCharType="separate"/>
+          </w:r>
+          <w:r>
+            <w:rPr>
+              <w:rFonts w:ascii="Avenir Next" w:hAnsi="Avenir Next" w:cs="Avenir Next" w:eastAsia="Avenir Next"/>
+              <w:color w:val="5A5F66"/>
+              <w:sz w:val="15"/>
+              <w:szCs w:val="15"/>
+            </w:rPr>
+            <w:t xml:space="preserve">1</w:t>
+          </w:r>
+          <w:r>
+            <w:rPr>
+              <w:rFonts w:ascii="Avenir Next" w:hAnsi="Avenir Next" w:cs="Avenir Next" w:eastAsia="Avenir Next"/>
+              <w:color w:val="5A5F66"/>
+              <w:sz w:val="15"/>
+              <w:szCs w:val="15"/>
+            </w:rPr>
+            <w:fldChar w:fldCharType="end"/>
+          </w:r>
+          <w:r>
+            <w:rPr>
+              <w:rFonts w:ascii="Avenir Next" w:hAnsi="Avenir Next" w:cs="Avenir Next" w:eastAsia="Avenir Next"/>
+              <w:color w:val="5A5F66"/>
+              <w:sz w:val="15"/>
+              <w:szCs w:val="15"/>
+            </w:rPr>
+            <w:t xml:space="preserve"> of </w:t>
+          </w:r>
+          <w:r>
+            <w:rPr>
+              <w:rFonts w:ascii="Avenir Next" w:hAnsi="Avenir Next" w:cs="Avenir Next" w:eastAsia="Avenir Next"/>
+              <w:color w:val="5A5F66"/>
+              <w:sz w:val="15"/>
+              <w:szCs w:val="15"/>
+            </w:rPr>
+            <w:fldChar w:fldCharType="begin"/>
+          </w:r>
+          <w:r>
+            <w:rPr>
+              <w:rFonts w:ascii="Avenir Next" w:hAnsi="Avenir Next" w:cs="Avenir Next" w:eastAsia="Avenir Next"/>
+              <w:color w:val="5A5F66"/>
+              <w:sz w:val="15"/>
+              <w:szCs w:val="15"/>
+            </w:rPr>
+            <w:instrText xml:space="preserve"> NUMPAGES </w:instrText>
+          </w:r>
+          <w:r>
+            <w:rPr>
+              <w:rFonts w:ascii="Avenir Next" w:hAnsi="Avenir Next" w:cs="Avenir Next" w:eastAsia="Avenir Next"/>
+              <w:color w:val="5A5F66"/>
+              <w:sz w:val="15"/>
+              <w:szCs w:val="15"/>
+            </w:rPr>
+            <w:fldChar w:fldCharType="separate"/>
+          </w:r>
+          <w:r>
+            <w:rPr>
+              <w:rFonts w:ascii="Avenir Next" w:hAnsi="Avenir Next" w:cs="Avenir Next" w:eastAsia="Avenir Next"/>
+              <w:color w:val="5A5F66"/>
+              <w:sz w:val="15"/>
+              <w:szCs w:val="15"/>
+            </w:rPr>
+            <w:t xml:space="preserve">1</w:t>
+          </w:r>
+          <w:r>
+            <w:rPr>
+              <w:rFonts w:ascii="Avenir Next" w:hAnsi="Avenir Next" w:cs="Avenir Next" w:eastAsia="Avenir Next"/>
+              <w:color w:val="5A5F66"/>
+              <w:sz w:val="15"/>
+              <w:szCs w:val="15"/>
+            </w:rPr>
+            <w:fldChar w:fldCharType="end"/>
           </w:r>
         </w:p>
       </w:tc>
@@ -4642,5 +4749,23 @@
       </w:tblCellMar>
     </w:tblPr>
   </w:style>
+  <w:style w:type="paragraph" w:styleId="Heading1">
+    <w:name w:val="heading 1"/>
+    <w:basedOn w:val="Normal"/>
+    <w:pPr>
+      <w:outlineLvl w:val="0"/>
+      <w:keepNext w:val="0"/>
+      <w:keepLines w:val="0"/>
+    </w:pPr>
+  </w:style>
+  <w:style w:type="paragraph" w:styleId="Heading2">
+    <w:name w:val="heading 2"/>
+    <w:basedOn w:val="Normal"/>
+    <w:pPr>
+      <w:outlineLvl w:val="1"/>
+      <w:keepNext w:val="0"/>
+      <w:keepLines w:val="0"/>
+    </w:pPr>
+  </w:style>
 </w:styles>
 </file>